--- a/doc/项目开发计划.docx
+++ b/doc/项目开发计划.docx
@@ -79,9 +79,9 @@
       <w:bookmarkEnd w:id="0"/>
       <w:bookmarkEnd w:id="1"/>
       <w:bookmarkEnd w:id="2"/>
-      <w:bookmarkStart w:id="3" w:name="_Toc246399169"/>
-      <w:bookmarkStart w:id="4" w:name="_Toc246399500"/>
-      <w:bookmarkStart w:id="5" w:name="_Toc17740"/>
+      <w:bookmarkStart w:id="3" w:name="_Toc17740"/>
+      <w:bookmarkStart w:id="4" w:name="_Toc246399169"/>
+      <w:bookmarkStart w:id="5" w:name="_Toc246399500"/>
     </w:p>
     <w:p>
       <w:pPr>
@@ -121,8 +121,8 @@
       <w:bookmarkEnd w:id="3"/>
       <w:bookmarkEnd w:id="4"/>
       <w:bookmarkEnd w:id="5"/>
-      <w:bookmarkStart w:id="6" w:name="_Toc246399501"/>
-      <w:bookmarkStart w:id="7" w:name="_Toc246399170"/>
+      <w:bookmarkStart w:id="6" w:name="_Toc246399170"/>
+      <w:bookmarkStart w:id="7" w:name="_Toc246399501"/>
       <w:bookmarkStart w:id="8" w:name="_Toc19531"/>
     </w:p>
     <w:p>
@@ -164,8 +164,8 @@
       <w:bookmarkEnd w:id="7"/>
       <w:bookmarkEnd w:id="8"/>
       <w:bookmarkStart w:id="9" w:name="_Toc246399502"/>
-      <w:bookmarkStart w:id="10" w:name="_Toc24889"/>
-      <w:bookmarkStart w:id="11" w:name="_Toc246399171"/>
+      <w:bookmarkStart w:id="10" w:name="_Toc246399171"/>
+      <w:bookmarkStart w:id="11" w:name="_Toc24889"/>
     </w:p>
     <w:p>
       <w:pPr>
@@ -2034,26 +2034,38 @@
     </w:p>
     <w:p>
       <w:pPr>
-        <w:pStyle w:val="4"/>
-        <w:ind w:firstLine="480" w:firstLineChars="200"/>
-        <w:rPr>
-          <w:rFonts w:hint="eastAsia" w:ascii="宋体" w:hAnsi="宋体" w:eastAsia="宋体" w:cs="宋体"/>
-          <w:b w:val="0"/>
-          <w:bCs w:val="0"/>
-          <w:sz w:val="24"/>
-          <w:szCs w:val="24"/>
+        <w:bidi w:val="0"/>
+        <w:rPr>
+          <w:rFonts w:hint="eastAsia"/>
+          <w:sz w:val="24"/>
+          <w:szCs w:val="32"/>
         </w:rPr>
       </w:pPr>
       <w:bookmarkStart w:id="14" w:name="_Toc116052430"/>
       <w:r>
         <w:rPr>
-          <w:rFonts w:hint="eastAsia" w:ascii="宋体" w:hAnsi="宋体" w:eastAsia="宋体" w:cs="宋体"/>
-          <w:b w:val="0"/>
-          <w:bCs w:val="0"/>
-          <w:sz w:val="24"/>
-          <w:szCs w:val="24"/>
-        </w:rPr>
-        <w:t>本文档适用于“企业招聘管理系统”（Enterprise Recruitment Management System, ERM）V1.0版本。该版本为系统的初始发行版，发行号为QR-2025-001。本系统旨在通过信息化、智能化手段，全面提升企业招聘业务流程的管理效率与协同能力。系统采用B/S（浏览器/服务器）架构进行设计，主要面向中小型企业的内部人力资源管理部门，提供一站式的招聘流程管理解决方案。项目开发周期定为2025年11月14日至2025年12月7日，开发工作由本项目小组独立完成，项目成果的知识产权归属于投资方与开发方共同所有。</w:t>
+          <w:rFonts w:hint="eastAsia"/>
+          <w:sz w:val="24"/>
+          <w:szCs w:val="32"/>
+        </w:rPr>
+        <w:t>本文档适用于“企业招聘管理系统”（</w:t>
+      </w:r>
+      <w:r>
+        <w:rPr>
+          <w:rFonts w:hint="eastAsia"/>
+          <w:sz w:val="24"/>
+          <w:szCs w:val="32"/>
+          <w:lang w:val="en-US" w:eastAsia="zh-CN"/>
+        </w:rPr>
+        <w:t>ATS</w:t>
+      </w:r>
+      <w:r>
+        <w:rPr>
+          <w:rFonts w:hint="eastAsia"/>
+          <w:sz w:val="24"/>
+          <w:szCs w:val="32"/>
+        </w:rPr>
+        <w:t>）V1.0版本。该版本为系统的初始发行版，发行号为QR-2025-001。本系统旨在通过信息化、智能化手段，全面提升企业招聘业务流程的管理效率与协同能力。系统采用B/S（浏览器/服务器）架构进行设计，主要面向中小型企业的内部人力资源管理部门，提供一站式的招聘流程管理解决方案。项目开发周期定为2025年11月14日至2025年12月7日，开发工作由本项目小组独立完成，项目成果的知识产权归属于投资方与开发方共同所有。</w:t>
       </w:r>
     </w:p>
     <w:p>
@@ -2534,6 +2546,7 @@
       <w:pPr>
         <w:ind w:firstLine="480" w:firstLineChars="200"/>
         <w:rPr>
+          <w:rFonts w:hint="default"/>
           <w:sz w:val="24"/>
           <w:szCs w:val="24"/>
         </w:rPr>
@@ -2571,13 +2584,14 @@
           <w:sz w:val="24"/>
           <w:szCs w:val="24"/>
         </w:rPr>
-        <w:t>简历解析：系统通过集成自然语言处理（NLP）技术，对上传的简历文档（如PDF、Word格式）进行自动分析，提取包括个人基本信息、教育背景、工作经历、项目经验、专业技能等在内的关键信息，并将其结构化为标准化数据字段，存入数据库以供检索和匹配。</w:t>
-      </w:r>
-    </w:p>
-    <w:p>
-      <w:pPr>
-        <w:ind w:firstLine="480" w:firstLineChars="200"/>
-        <w:rPr>
+        <w:t>简历</w:t>
+      </w:r>
+    </w:p>
+    <w:p>
+      <w:pPr>
+        <w:ind w:firstLine="480" w:firstLineChars="200"/>
+        <w:rPr>
+          <w:rFonts w:hint="default"/>
           <w:sz w:val="24"/>
           <w:szCs w:val="24"/>
         </w:rPr>
@@ -2615,112 +2629,7 @@
           <w:sz w:val="24"/>
           <w:szCs w:val="24"/>
         </w:rPr>
-        <w:t>智能匹配：系统内置的匹配算法，能够根据职位描述中的关键词、技能要求、工作经验年限等要素，与简历库中的候选人信息进行自动比对，并为每个候选人计算一个匹配度分数，辅助HR快速定位高潜力的申请人。</w:t>
-      </w:r>
-    </w:p>
-    <w:p>
-      <w:pPr>
-        <w:ind w:firstLine="480" w:firstLineChars="200"/>
-        <w:rPr>
-          <w:sz w:val="24"/>
-          <w:szCs w:val="24"/>
-        </w:rPr>
-      </w:pPr>
-      <w:r>
-        <w:rPr>
-          <w:rFonts w:hint="default"/>
-          <w:sz w:val="24"/>
-          <w:szCs w:val="24"/>
-        </w:rPr>
-        <w:t>面试流程自动化：系统依据预设的招聘流程（如：初筛→笔试→初试→复试→HR面→录用），自动触发相应的操作。例如，在候选人通过初筛后，系统可自动向候选人发送面试邀约邮件/短信，并同步向面试官发送面试提醒和候选人资料；在面试完成后，自动发送反馈问卷收集面试评价。</w:t>
-      </w:r>
-    </w:p>
-    <w:p>
-      <w:pPr>
-        <w:ind w:firstLine="480" w:firstLineChars="200"/>
-        <w:rPr>
-          <w:sz w:val="24"/>
-          <w:szCs w:val="24"/>
-        </w:rPr>
-      </w:pPr>
-      <w:r>
-        <w:rPr>
-          <w:rFonts w:hint="eastAsia"/>
-          <w:sz w:val="24"/>
-          <w:szCs w:val="24"/>
-          <w:lang w:eastAsia="zh-CN"/>
-        </w:rPr>
-        <w:t>（</w:t>
-      </w:r>
-      <w:r>
-        <w:rPr>
-          <w:rFonts w:hint="eastAsia"/>
-          <w:sz w:val="24"/>
-          <w:szCs w:val="24"/>
-          <w:lang w:val="en-US" w:eastAsia="zh-CN"/>
-        </w:rPr>
-        <w:t>4</w:t>
-      </w:r>
-      <w:r>
-        <w:rPr>
-          <w:rFonts w:hint="eastAsia"/>
-          <w:sz w:val="24"/>
-          <w:szCs w:val="24"/>
-          <w:lang w:eastAsia="zh-CN"/>
-        </w:rPr>
-        <w:t>）</w:t>
-      </w:r>
-      <w:r>
-        <w:rPr>
-          <w:rFonts w:hint="default"/>
-          <w:sz w:val="24"/>
-          <w:szCs w:val="24"/>
-        </w:rPr>
-        <w:t>招聘漏斗：一种数据可视化模型，以漏斗图形展示在招聘流程的各个阶段（如：已投递、已筛选、面试中、已录用）剩余的候选人数。通过分析漏斗各阶段的转化率，可以帮助HR识别招聘流程中的瓶颈环节。</w:t>
-      </w:r>
-    </w:p>
-    <w:p>
-      <w:pPr>
-        <w:ind w:firstLine="480" w:firstLineChars="200"/>
-        <w:rPr>
-          <w:sz w:val="24"/>
-          <w:szCs w:val="24"/>
-        </w:rPr>
-      </w:pPr>
-      <w:r>
-        <w:rPr>
-          <w:rFonts w:hint="eastAsia"/>
-          <w:sz w:val="24"/>
-          <w:szCs w:val="24"/>
-          <w:lang w:eastAsia="zh-CN"/>
-        </w:rPr>
-        <w:t>（</w:t>
-      </w:r>
-      <w:r>
-        <w:rPr>
-          <w:rFonts w:hint="eastAsia"/>
-          <w:sz w:val="24"/>
-          <w:szCs w:val="24"/>
-          <w:lang w:val="en-US" w:eastAsia="zh-CN"/>
-        </w:rPr>
-        <w:t>5</w:t>
-      </w:r>
-      <w:r>
-        <w:rPr>
-          <w:rFonts w:hint="eastAsia"/>
-          <w:sz w:val="24"/>
-          <w:szCs w:val="24"/>
-          <w:lang w:eastAsia="zh-CN"/>
-        </w:rPr>
-        <w:t>）</w:t>
-      </w:r>
-      <w:r>
-        <w:rPr>
-          <w:rFonts w:hint="default"/>
-          <w:sz w:val="24"/>
-          <w:szCs w:val="24"/>
-        </w:rPr>
-        <w:t>角色权限控制（RBAC）：系统的安全管理机制。通过定义不同的角色（如：超级管理员、HR专员、业务面试官、求职者），并为每个角色分配精确的数据访问与操作权限，确保用户只能访问其授权范围内的功能和数据。</w:t>
+        <w:t>智能匹配：系统内置的匹配算法，能够根据职位描述中的关键词、技能要求、工作经验年限等要素，与简历库中的候选人信息进行自动比对，并为每个候选人计算一个匹配度分数，辅助HR快速定位高潜力的申请人。面试流程自动化：系统依据预设的招聘流程，自动触发相应的操作。</w:t>
       </w:r>
     </w:p>
     <w:p>
@@ -2988,7 +2897,24 @@
           <w:sz w:val="24"/>
           <w:szCs w:val="24"/>
         </w:rPr>
-        <w:t>企业招聘管理系统（ERM）是一个面向企业HR、业务部门管理者及外部求职者的三方协同平台。其核心价值在于打通招聘壁垒，实现流程线上化、筛选智能化、数据可视化，最终构建一个高效、透明、人性化的招聘生态。</w:t>
+        <w:t>企业招聘管理系统（</w:t>
+      </w:r>
+      <w:r>
+        <w:rPr>
+          <w:rFonts w:hint="eastAsia"/>
+          <w:sz w:val="24"/>
+          <w:szCs w:val="24"/>
+          <w:lang w:val="en-US" w:eastAsia="zh-CN"/>
+        </w:rPr>
+        <w:t>ATS</w:t>
+      </w:r>
+      <w:r>
+        <w:rPr>
+          <w:rFonts w:hint="default"/>
+          <w:sz w:val="24"/>
+          <w:szCs w:val="24"/>
+        </w:rPr>
+        <w:t>）是一个面向企业HR、业务部门管理者及外部求职者的三方协同平台。其核心价值在于打通招聘壁垒，实现流程线上化、筛选智能化、数据可视化，最终构建一个高效、透明、人性化的招聘生态。</w:t>
       </w:r>
     </w:p>
     <w:p>
@@ -3133,7 +3059,25 @@
           <w:sz w:val="24"/>
           <w:szCs w:val="24"/>
         </w:rPr>
-        <w:t>多角色注册与登录：支持求职者、企业HR使用手机号或邮箱进行注册和登录。支持第三方社交账号（如微信、</w:t>
+        <w:t>多角色注册与登录：支持求职者、企业HR使用手机号或邮箱进行注册和登录。</w:t>
+      </w:r>
+    </w:p>
+    <w:p>
+      <w:pPr>
+        <w:ind w:firstLine="480" w:firstLineChars="200"/>
+        <w:rPr>
+          <w:sz w:val="24"/>
+          <w:szCs w:val="24"/>
+        </w:rPr>
+      </w:pPr>
+      <w:r>
+        <w:rPr>
+          <w:rFonts w:hint="eastAsia"/>
+          <w:sz w:val="24"/>
+          <w:szCs w:val="24"/>
+          <w:lang w:eastAsia="zh-CN"/>
+        </w:rPr>
+        <w:t>（</w:t>
       </w:r>
       <w:r>
         <w:rPr>
@@ -3142,15 +3086,24 @@
           <w:szCs w:val="24"/>
           <w:lang w:val="en-US" w:eastAsia="zh-CN"/>
         </w:rPr>
-        <w:t>QQ</w:t>
-      </w:r>
-      <w:r>
-        <w:rPr>
-          <w:rFonts w:hint="default"/>
-          <w:sz w:val="24"/>
-          <w:szCs w:val="24"/>
-        </w:rPr>
-        <w:t>）快捷登录。</w:t>
+        <w:t>2</w:t>
+      </w:r>
+      <w:r>
+        <w:rPr>
+          <w:rFonts w:hint="eastAsia"/>
+          <w:sz w:val="24"/>
+          <w:szCs w:val="24"/>
+          <w:lang w:eastAsia="zh-CN"/>
+        </w:rPr>
+        <w:t>）</w:t>
+      </w:r>
+      <w:r>
+        <w:rPr>
+          <w:rFonts w:hint="default"/>
+          <w:sz w:val="24"/>
+          <w:szCs w:val="24"/>
+        </w:rPr>
+        <w:t>企业认证：企业用户注册后需提交营业执照等资料，由平台管理员进行后台人工审核认证，确保企业身份的真实性。</w:t>
       </w:r>
     </w:p>
     <w:p>
@@ -3177,6 +3130,172 @@
           <w:szCs w:val="24"/>
           <w:lang w:val="en-US" w:eastAsia="zh-CN"/>
         </w:rPr>
+        <w:t>3</w:t>
+      </w:r>
+      <w:r>
+        <w:rPr>
+          <w:rFonts w:hint="eastAsia"/>
+          <w:sz w:val="24"/>
+          <w:szCs w:val="24"/>
+          <w:lang w:eastAsia="zh-CN"/>
+        </w:rPr>
+        <w:t>）</w:t>
+      </w:r>
+      <w:r>
+        <w:rPr>
+          <w:rFonts w:hint="default"/>
+          <w:sz w:val="24"/>
+          <w:szCs w:val="24"/>
+        </w:rPr>
+        <w:t>个人信息维护：用户可维护个人资料、联系方式等。求职者可设置简历的公开状态。</w:t>
+      </w:r>
+    </w:p>
+    <w:p>
+      <w:pPr>
+        <w:ind w:firstLine="480" w:firstLineChars="200"/>
+        <w:rPr>
+          <w:sz w:val="24"/>
+          <w:szCs w:val="24"/>
+        </w:rPr>
+      </w:pPr>
+      <w:r>
+        <w:rPr>
+          <w:rFonts w:hint="eastAsia"/>
+          <w:sz w:val="24"/>
+          <w:szCs w:val="24"/>
+          <w:lang w:eastAsia="zh-CN"/>
+        </w:rPr>
+        <w:t>（</w:t>
+      </w:r>
+      <w:r>
+        <w:rPr>
+          <w:rFonts w:hint="eastAsia"/>
+          <w:sz w:val="24"/>
+          <w:szCs w:val="24"/>
+          <w:lang w:val="en-US" w:eastAsia="zh-CN"/>
+        </w:rPr>
+        <w:t>4</w:t>
+      </w:r>
+      <w:r>
+        <w:rPr>
+          <w:rFonts w:hint="eastAsia"/>
+          <w:sz w:val="24"/>
+          <w:szCs w:val="24"/>
+          <w:lang w:eastAsia="zh-CN"/>
+        </w:rPr>
+        <w:t>）</w:t>
+      </w:r>
+      <w:r>
+        <w:rPr>
+          <w:rFonts w:hint="default"/>
+          <w:sz w:val="24"/>
+          <w:szCs w:val="24"/>
+        </w:rPr>
+        <w:t>业务价值：建立可信的用户体系，保障数据安全与隐私，实现灵活的组织权限管理。</w:t>
+      </w:r>
+    </w:p>
+    <w:p>
+      <w:pPr>
+        <w:ind w:firstLine="480" w:firstLineChars="200"/>
+        <w:rPr>
+          <w:sz w:val="24"/>
+          <w:szCs w:val="24"/>
+        </w:rPr>
+      </w:pPr>
+      <w:r>
+        <w:rPr>
+          <w:rFonts w:hint="default"/>
+          <w:sz w:val="24"/>
+          <w:szCs w:val="24"/>
+        </w:rPr>
+        <w:t>2. 求职者服务模块</w:t>
+      </w:r>
+    </w:p>
+    <w:p>
+      <w:pPr>
+        <w:ind w:firstLine="480" w:firstLineChars="200"/>
+        <w:rPr>
+          <w:sz w:val="24"/>
+          <w:szCs w:val="24"/>
+        </w:rPr>
+      </w:pPr>
+      <w:r>
+        <w:rPr>
+          <w:rFonts w:hint="default"/>
+          <w:sz w:val="24"/>
+          <w:szCs w:val="24"/>
+        </w:rPr>
+        <w:t>功能描述：</w:t>
+      </w:r>
+    </w:p>
+    <w:p>
+      <w:pPr>
+        <w:ind w:firstLine="480" w:firstLineChars="200"/>
+        <w:rPr>
+          <w:sz w:val="24"/>
+          <w:szCs w:val="24"/>
+        </w:rPr>
+      </w:pPr>
+      <w:r>
+        <w:rPr>
+          <w:rFonts w:hint="eastAsia"/>
+          <w:sz w:val="24"/>
+          <w:szCs w:val="24"/>
+          <w:lang w:eastAsia="zh-CN"/>
+        </w:rPr>
+        <w:t>（</w:t>
+      </w:r>
+      <w:r>
+        <w:rPr>
+          <w:rFonts w:hint="eastAsia"/>
+          <w:sz w:val="24"/>
+          <w:szCs w:val="24"/>
+          <w:lang w:val="en-US" w:eastAsia="zh-CN"/>
+        </w:rPr>
+        <w:t>1</w:t>
+      </w:r>
+      <w:r>
+        <w:rPr>
+          <w:rFonts w:hint="eastAsia"/>
+          <w:sz w:val="24"/>
+          <w:szCs w:val="24"/>
+          <w:lang w:eastAsia="zh-CN"/>
+        </w:rPr>
+        <w:t>）</w:t>
+      </w:r>
+      <w:r>
+        <w:rPr>
+          <w:rFonts w:hint="default"/>
+          <w:sz w:val="24"/>
+          <w:szCs w:val="24"/>
+        </w:rPr>
+        <w:t>多版本简历管理：求职者可创建、编辑、删除多份不同求职方向（如：Java开发工程师、项目经理）的简历，并设置一份为“默认简历”。</w:t>
+      </w:r>
+    </w:p>
+    <w:p>
+      <w:pPr>
+        <w:ind w:firstLine="480" w:firstLineChars="200"/>
+        <w:rPr>
+          <w:sz w:val="24"/>
+          <w:szCs w:val="24"/>
+        </w:rPr>
+      </w:pPr>
+      <w:r>
+        <w:rPr>
+          <w:rFonts w:hint="eastAsia"/>
+          <w:sz w:val="24"/>
+          <w:szCs w:val="24"/>
+          <w:lang w:eastAsia="zh-CN"/>
+        </w:rPr>
+        <w:t>（</w:t>
+      </w:r>
+      <w:r>
+        <w:rPr>
+          <w:rFonts w:hint="eastAsia"/>
+          <w:sz w:val="24"/>
+          <w:szCs w:val="24"/>
+          <w:lang w:val="en-US" w:eastAsia="zh-CN"/>
+        </w:rPr>
         <w:t>2</w:t>
       </w:r>
       <w:r>
@@ -3194,7 +3313,7 @@
           <w:sz w:val="24"/>
           <w:szCs w:val="24"/>
         </w:rPr>
-        <w:t>企业认证：企业用户注册后需提交营业执照等资料，由平台管理员进行后台人工审核认证，确保企业身份的真实性。</w:t>
+        <w:t>智能化职位搜索：支持按职位关键词、城市、薪资范围、行业、公司规模等条件进行组合搜索。支持关键词高亮、搜索历史记录与热门职位推荐。</w:t>
       </w:r>
     </w:p>
     <w:p>
@@ -3238,7 +3357,7 @@
           <w:sz w:val="24"/>
           <w:szCs w:val="24"/>
         </w:rPr>
-        <w:t>精细化权限管理（RBAC）：系统管理员可以创建角色（如：HR总监、招聘专员、面试官），并为角色分配细粒度的权限，如“可查看所有职位简历”、“仅可评价指定职位候选人”、“可导出招聘数据”等。</w:t>
+        <w:t>一站式职位申请：在职位详情页可一键投递默认简历或选择其他简历。可收藏感兴趣的职位。</w:t>
       </w:r>
     </w:p>
     <w:p>
@@ -3282,7 +3401,7 @@
           <w:sz w:val="24"/>
           <w:szCs w:val="24"/>
         </w:rPr>
-        <w:t>个人信息维护：用户可维护个人资料、头像、联系方式等。求职者可设置简历的公开状态（公开、对某类企业公开、完全保密）。</w:t>
+        <w:t>申请进度跟踪中心：提供统一的“我的申请”看板，清晰展示每一份申请所处的状态（已投递/已被查看/邀请面试/已拒绝/已录用），并附有相应的操作提示（如确认面试时间）。</w:t>
       </w:r>
     </w:p>
     <w:p>
@@ -3326,24 +3445,41 @@
           <w:sz w:val="24"/>
           <w:szCs w:val="24"/>
         </w:rPr>
-        <w:t>业务价值：建立可信的用户体系，保障数据安全与隐私，实现灵活的组织权限管理。</w:t>
-      </w:r>
-    </w:p>
-    <w:p>
-      <w:pPr>
-        <w:ind w:firstLine="480" w:firstLineChars="200"/>
-        <w:rPr>
-          <w:sz w:val="24"/>
-          <w:szCs w:val="24"/>
-        </w:rPr>
-      </w:pPr>
-      <w:r>
-        <w:rPr>
-          <w:rFonts w:hint="default"/>
-          <w:sz w:val="24"/>
-          <w:szCs w:val="24"/>
-        </w:rPr>
-        <w:t>2. 求职者服务模块</w:t>
+        <w:t>消息通知中心：聚合系统所有的通知信息，如面试邀请、申请结果、系统公告等，并支持邮件/短信同步提醒。</w:t>
+      </w:r>
+    </w:p>
+    <w:p>
+      <w:pPr>
+        <w:ind w:firstLine="480" w:firstLineChars="200"/>
+        <w:rPr>
+          <w:sz w:val="24"/>
+          <w:szCs w:val="24"/>
+        </w:rPr>
+      </w:pPr>
+      <w:r>
+        <w:rPr>
+          <w:rFonts w:hint="default"/>
+          <w:sz w:val="24"/>
+          <w:szCs w:val="24"/>
+        </w:rPr>
+        <w:t>业务价值：极大优化求职者的应聘体验，提升信息透明度，增强企业与候选人之间的互动。</w:t>
+      </w:r>
+    </w:p>
+    <w:p>
+      <w:pPr>
+        <w:ind w:firstLine="480" w:firstLineChars="200"/>
+        <w:rPr>
+          <w:sz w:val="24"/>
+          <w:szCs w:val="24"/>
+        </w:rPr>
+      </w:pPr>
+      <w:r>
+        <w:rPr>
+          <w:rFonts w:hint="default"/>
+          <w:sz w:val="24"/>
+          <w:szCs w:val="24"/>
+        </w:rPr>
+        <w:t>3. 企业招聘管理模块</w:t>
       </w:r>
     </w:p>
     <w:p>
@@ -3404,7 +3540,24 @@
           <w:sz w:val="24"/>
           <w:szCs w:val="24"/>
         </w:rPr>
-        <w:t>多版本简历管理：求职者可创建、编辑、删除多份不同求职方向（如：Java开发工程师、项目经理）的简历，并设置一份为“默认简历”。</w:t>
+        <w:t>职位生命周期管理：</w:t>
+      </w:r>
+      <w:r>
+        <w:rPr>
+          <w:rFonts w:hint="eastAsia"/>
+          <w:sz w:val="24"/>
+          <w:szCs w:val="24"/>
+          <w:lang w:val="en-US" w:eastAsia="zh-CN"/>
+        </w:rPr>
+        <w:t>企业管理员</w:t>
+      </w:r>
+      <w:r>
+        <w:rPr>
+          <w:rFonts w:hint="default"/>
+          <w:sz w:val="24"/>
+          <w:szCs w:val="24"/>
+        </w:rPr>
+        <w:t>可创建、发布、暂停、关闭或复制招聘职位。职位信息模板化，包含职位描述、任职要求、薪资福利、面试流程等。</w:t>
       </w:r>
     </w:p>
     <w:p>
@@ -3448,7 +3601,7 @@
           <w:sz w:val="24"/>
           <w:szCs w:val="24"/>
         </w:rPr>
-        <w:t>智能化职位搜索：支持按职位关键词、城市、薪资范围、行业、公司规模等条件进行组合搜索。支持关键词高亮、搜索历史记录与热门职位推荐。</w:t>
+        <w:t>候选人库与简历筛选：所有投递的简历自动归集至对应职位的候选人库。HR可进行快速筛选（按匹配度、学历、工作经验等），并对候选人进行打标签、添加备注等操作。</w:t>
       </w:r>
     </w:p>
     <w:p>
@@ -3492,7 +3645,7 @@
           <w:sz w:val="24"/>
           <w:szCs w:val="24"/>
         </w:rPr>
-        <w:t>一站式职位申请：在职位详情页可一键投递默认简历或选择其他简历。可收藏感兴趣的职位。</w:t>
+        <w:t>面试流程协同：</w:t>
       </w:r>
     </w:p>
     <w:p>
@@ -3519,7 +3672,7 @@
           <w:szCs w:val="24"/>
           <w:lang w:val="en-US" w:eastAsia="zh-CN"/>
         </w:rPr>
-        <w:t>4</w:t>
+        <w:t>a</w:t>
       </w:r>
       <w:r>
         <w:rPr>
@@ -3536,7 +3689,7 @@
           <w:sz w:val="24"/>
           <w:szCs w:val="24"/>
         </w:rPr>
-        <w:t>申请进度跟踪中心：提供统一的“我的申请”看板，清晰展示每一份申请所处的状态（已投递/已被查看/邀请面试/已拒绝/已录用），并附有相应的操作提示（如确认面试时间）。</w:t>
+        <w:t>面试安排：可选择面试官、预设可选面试时间，系统自动向候选人和面试官发送邀约。</w:t>
       </w:r>
     </w:p>
     <w:p>
@@ -3563,7 +3716,7 @@
           <w:szCs w:val="24"/>
           <w:lang w:val="en-US" w:eastAsia="zh-CN"/>
         </w:rPr>
-        <w:t>5</w:t>
+        <w:t>b</w:t>
       </w:r>
       <w:r>
         <w:rPr>
@@ -3580,41 +3733,85 @@
           <w:sz w:val="24"/>
           <w:szCs w:val="24"/>
         </w:rPr>
-        <w:t>消息通知中心：聚合系统所有的通知信息，如面试邀请、申请结果、系统公告等，并支持邮件/短信同步提醒。</w:t>
-      </w:r>
-    </w:p>
-    <w:p>
-      <w:pPr>
-        <w:ind w:firstLine="480" w:firstLineChars="200"/>
-        <w:rPr>
-          <w:sz w:val="24"/>
-          <w:szCs w:val="24"/>
-        </w:rPr>
-      </w:pPr>
-      <w:r>
-        <w:rPr>
-          <w:rFonts w:hint="default"/>
-          <w:sz w:val="24"/>
-          <w:szCs w:val="24"/>
-        </w:rPr>
-        <w:t>业务价值：极大优化求职者的应聘体验，提升信息透明度，增强企业与候选人之间的互动。</w:t>
-      </w:r>
-    </w:p>
-    <w:p>
-      <w:pPr>
-        <w:ind w:firstLine="480" w:firstLineChars="200"/>
-        <w:rPr>
-          <w:sz w:val="24"/>
-          <w:szCs w:val="24"/>
-        </w:rPr>
-      </w:pPr>
-      <w:r>
-        <w:rPr>
-          <w:rFonts w:hint="default"/>
-          <w:sz w:val="24"/>
-          <w:szCs w:val="24"/>
-        </w:rPr>
-        <w:t>3. 企业招聘管理模块</w:t>
+        <w:t>面试反馈：面试官在面试结束后，可通过系统提供的标准化表单录入面试评价、评分和建议。</w:t>
+      </w:r>
+    </w:p>
+    <w:p>
+      <w:pPr>
+        <w:ind w:firstLine="480" w:firstLineChars="200"/>
+        <w:rPr>
+          <w:sz w:val="24"/>
+          <w:szCs w:val="24"/>
+        </w:rPr>
+      </w:pPr>
+      <w:r>
+        <w:rPr>
+          <w:rFonts w:hint="eastAsia"/>
+          <w:sz w:val="24"/>
+          <w:szCs w:val="24"/>
+          <w:lang w:eastAsia="zh-CN"/>
+        </w:rPr>
+        <w:t>（</w:t>
+      </w:r>
+      <w:r>
+        <w:rPr>
+          <w:rFonts w:hint="eastAsia"/>
+          <w:sz w:val="24"/>
+          <w:szCs w:val="24"/>
+          <w:lang w:val="en-US" w:eastAsia="zh-CN"/>
+        </w:rPr>
+        <w:t>c</w:t>
+      </w:r>
+      <w:r>
+        <w:rPr>
+          <w:rFonts w:hint="eastAsia"/>
+          <w:sz w:val="24"/>
+          <w:szCs w:val="24"/>
+          <w:lang w:eastAsia="zh-CN"/>
+        </w:rPr>
+        <w:t>）</w:t>
+      </w:r>
+      <w:r>
+        <w:rPr>
+          <w:rFonts w:hint="default"/>
+          <w:sz w:val="24"/>
+          <w:szCs w:val="24"/>
+        </w:rPr>
+        <w:t>录用管理：对通过所有面试环节的候选人，HR可在系统内生成录用通知书（Offer），记录薪资、岗位、入职时间等信息。</w:t>
+      </w:r>
+    </w:p>
+    <w:p>
+      <w:pPr>
+        <w:ind w:firstLine="480" w:firstLineChars="200"/>
+        <w:rPr>
+          <w:sz w:val="24"/>
+          <w:szCs w:val="24"/>
+        </w:rPr>
+      </w:pPr>
+      <w:r>
+        <w:rPr>
+          <w:rFonts w:hint="default"/>
+          <w:sz w:val="24"/>
+          <w:szCs w:val="24"/>
+        </w:rPr>
+        <w:t>业务价值：实现招聘流程的标准化和协同化，沉淀候选人数据与面试经验，为招聘决策提供数据支持。</w:t>
+      </w:r>
+    </w:p>
+    <w:p>
+      <w:pPr>
+        <w:ind w:firstLine="480" w:firstLineChars="200"/>
+        <w:rPr>
+          <w:sz w:val="24"/>
+          <w:szCs w:val="24"/>
+        </w:rPr>
+      </w:pPr>
+      <w:r>
+        <w:rPr>
+          <w:rFonts w:hint="default"/>
+          <w:sz w:val="24"/>
+          <w:szCs w:val="24"/>
+        </w:rPr>
+        <w:t>4. 平台辅助与智能模块</w:t>
       </w:r>
     </w:p>
     <w:p>
@@ -3675,7 +3872,24 @@
           <w:sz w:val="24"/>
           <w:szCs w:val="24"/>
         </w:rPr>
-        <w:t>职位生命周期管理：HR可创建、发布、暂停、关闭或复制招聘职位。职位信息模板化，包含职位描述、任职要求、薪资福利、面试流程等。</w:t>
+        <w:t>通知引擎：</w:t>
+      </w:r>
+      <w:r>
+        <w:rPr>
+          <w:rFonts w:hint="eastAsia"/>
+          <w:sz w:val="24"/>
+          <w:szCs w:val="24"/>
+          <w:lang w:val="en-US" w:eastAsia="zh-CN"/>
+        </w:rPr>
+        <w:t>平台信息提醒</w:t>
+      </w:r>
+      <w:r>
+        <w:rPr>
+          <w:rFonts w:hint="default"/>
+          <w:sz w:val="24"/>
+          <w:szCs w:val="24"/>
+        </w:rPr>
+        <w:t>，可根据业务规则（如状态变更）自动触发个性化的通知消息，确保信息及时触达。</w:t>
       </w:r>
     </w:p>
     <w:p>
@@ -3719,7 +3933,7 @@
           <w:sz w:val="24"/>
           <w:szCs w:val="24"/>
         </w:rPr>
-        <w:t>候选人库与简历筛选：所有投递的简历自动归集至对应职位的候选人库。HR可进行快速筛选（按匹配度、学历、工作经验等），并对候选人进行打标签（如“技术大牛”、“急聘”）、添加备注等操作。</w:t>
+        <w:t>系统管理与监控：平台管理员可管理所有用户、配置系统参数（如面试流程模板）、查看系统操作日志、监控服务器性能与资源使用情况。</w:t>
       </w:r>
     </w:p>
     <w:p>
@@ -3747,409 +3961,6 @@
           <w:lang w:val="en-US" w:eastAsia="zh-CN"/>
         </w:rPr>
         <w:t>3</w:t>
-      </w:r>
-      <w:r>
-        <w:rPr>
-          <w:rFonts w:hint="eastAsia"/>
-          <w:sz w:val="24"/>
-          <w:szCs w:val="24"/>
-          <w:lang w:eastAsia="zh-CN"/>
-        </w:rPr>
-        <w:t>）</w:t>
-      </w:r>
-      <w:r>
-        <w:rPr>
-          <w:rFonts w:hint="default"/>
-          <w:sz w:val="24"/>
-          <w:szCs w:val="24"/>
-        </w:rPr>
-        <w:t>面试流程协同：</w:t>
-      </w:r>
-    </w:p>
-    <w:p>
-      <w:pPr>
-        <w:ind w:firstLine="480" w:firstLineChars="200"/>
-        <w:rPr>
-          <w:sz w:val="24"/>
-          <w:szCs w:val="24"/>
-        </w:rPr>
-      </w:pPr>
-      <w:r>
-        <w:rPr>
-          <w:rFonts w:hint="eastAsia"/>
-          <w:sz w:val="24"/>
-          <w:szCs w:val="24"/>
-          <w:lang w:eastAsia="zh-CN"/>
-        </w:rPr>
-        <w:t>（</w:t>
-      </w:r>
-      <w:r>
-        <w:rPr>
-          <w:rFonts w:hint="eastAsia"/>
-          <w:sz w:val="24"/>
-          <w:szCs w:val="24"/>
-          <w:lang w:val="en-US" w:eastAsia="zh-CN"/>
-        </w:rPr>
-        <w:t>a</w:t>
-      </w:r>
-      <w:r>
-        <w:rPr>
-          <w:rFonts w:hint="eastAsia"/>
-          <w:sz w:val="24"/>
-          <w:szCs w:val="24"/>
-          <w:lang w:eastAsia="zh-CN"/>
-        </w:rPr>
-        <w:t>）</w:t>
-      </w:r>
-      <w:r>
-        <w:rPr>
-          <w:rFonts w:hint="default"/>
-          <w:sz w:val="24"/>
-          <w:szCs w:val="24"/>
-        </w:rPr>
-        <w:t>面试安排：HR可选择面试官、预设可选面试时间，系统自动向候选人和面试官发送邀约，双方确认后即完成安排。</w:t>
-      </w:r>
-    </w:p>
-    <w:p>
-      <w:pPr>
-        <w:ind w:firstLine="480" w:firstLineChars="200"/>
-        <w:rPr>
-          <w:sz w:val="24"/>
-          <w:szCs w:val="24"/>
-        </w:rPr>
-      </w:pPr>
-      <w:r>
-        <w:rPr>
-          <w:rFonts w:hint="eastAsia"/>
-          <w:sz w:val="24"/>
-          <w:szCs w:val="24"/>
-          <w:lang w:eastAsia="zh-CN"/>
-        </w:rPr>
-        <w:t>（</w:t>
-      </w:r>
-      <w:r>
-        <w:rPr>
-          <w:rFonts w:hint="eastAsia"/>
-          <w:sz w:val="24"/>
-          <w:szCs w:val="24"/>
-          <w:lang w:val="en-US" w:eastAsia="zh-CN"/>
-        </w:rPr>
-        <w:t>b</w:t>
-      </w:r>
-      <w:r>
-        <w:rPr>
-          <w:rFonts w:hint="eastAsia"/>
-          <w:sz w:val="24"/>
-          <w:szCs w:val="24"/>
-          <w:lang w:eastAsia="zh-CN"/>
-        </w:rPr>
-        <w:t>）</w:t>
-      </w:r>
-      <w:r>
-        <w:rPr>
-          <w:rFonts w:hint="default"/>
-          <w:sz w:val="24"/>
-          <w:szCs w:val="24"/>
-        </w:rPr>
-        <w:t>面试反馈：面试官在面试结束后，可通过系统提供的标准化表单录入面试评价、评分和建议（如“强烈推荐”、“进入下一轮”、“拒绝”）。</w:t>
-      </w:r>
-    </w:p>
-    <w:p>
-      <w:pPr>
-        <w:ind w:firstLine="480" w:firstLineChars="200"/>
-        <w:rPr>
-          <w:sz w:val="24"/>
-          <w:szCs w:val="24"/>
-        </w:rPr>
-      </w:pPr>
-      <w:r>
-        <w:rPr>
-          <w:rFonts w:hint="eastAsia"/>
-          <w:sz w:val="24"/>
-          <w:szCs w:val="24"/>
-          <w:lang w:eastAsia="zh-CN"/>
-        </w:rPr>
-        <w:t>（</w:t>
-      </w:r>
-      <w:r>
-        <w:rPr>
-          <w:rFonts w:hint="eastAsia"/>
-          <w:sz w:val="24"/>
-          <w:szCs w:val="24"/>
-          <w:lang w:val="en-US" w:eastAsia="zh-CN"/>
-        </w:rPr>
-        <w:t>c</w:t>
-      </w:r>
-      <w:r>
-        <w:rPr>
-          <w:rFonts w:hint="eastAsia"/>
-          <w:sz w:val="24"/>
-          <w:szCs w:val="24"/>
-          <w:lang w:eastAsia="zh-CN"/>
-        </w:rPr>
-        <w:t>）</w:t>
-      </w:r>
-      <w:r>
-        <w:rPr>
-          <w:rFonts w:hint="default"/>
-          <w:sz w:val="24"/>
-          <w:szCs w:val="24"/>
-        </w:rPr>
-        <w:t>录用管理：对通过所有面试环节的候选人，HR可在系统内生成录用通知书（Offer），记录薪资、岗位、入职时间等信息，并线上发送给候选人确认。</w:t>
-      </w:r>
-    </w:p>
-    <w:p>
-      <w:pPr>
-        <w:ind w:firstLine="480" w:firstLineChars="200"/>
-        <w:rPr>
-          <w:sz w:val="24"/>
-          <w:szCs w:val="24"/>
-        </w:rPr>
-      </w:pPr>
-      <w:r>
-        <w:rPr>
-          <w:rFonts w:hint="eastAsia"/>
-          <w:sz w:val="24"/>
-          <w:szCs w:val="24"/>
-          <w:lang w:eastAsia="zh-CN"/>
-        </w:rPr>
-        <w:t>（</w:t>
-      </w:r>
-      <w:r>
-        <w:rPr>
-          <w:rFonts w:hint="eastAsia"/>
-          <w:sz w:val="24"/>
-          <w:szCs w:val="24"/>
-          <w:lang w:val="en-US" w:eastAsia="zh-CN"/>
-        </w:rPr>
-        <w:t>d</w:t>
-      </w:r>
-      <w:r>
-        <w:rPr>
-          <w:rFonts w:hint="eastAsia"/>
-          <w:sz w:val="24"/>
-          <w:szCs w:val="24"/>
-          <w:lang w:eastAsia="zh-CN"/>
-        </w:rPr>
-        <w:t>）</w:t>
-      </w:r>
-      <w:r>
-        <w:rPr>
-          <w:rFonts w:hint="default"/>
-          <w:sz w:val="24"/>
-          <w:szCs w:val="24"/>
-        </w:rPr>
-        <w:t>招聘数据统计：为每个职位和整个招聘团队提供数据看板，包括关键指标如：简历投递量、筛选通过率、面试到场率、平均招聘周期、渠道来源分析等。</w:t>
-      </w:r>
-    </w:p>
-    <w:p>
-      <w:pPr>
-        <w:ind w:firstLine="480" w:firstLineChars="200"/>
-        <w:rPr>
-          <w:sz w:val="24"/>
-          <w:szCs w:val="24"/>
-        </w:rPr>
-      </w:pPr>
-      <w:r>
-        <w:rPr>
-          <w:rFonts w:hint="default"/>
-          <w:sz w:val="24"/>
-          <w:szCs w:val="24"/>
-        </w:rPr>
-        <w:t>业务价值：实现招聘流程的标准化和协同化，沉淀候选人数据与面试经验，为招聘决策提供数据支持。</w:t>
-      </w:r>
-    </w:p>
-    <w:p>
-      <w:pPr>
-        <w:ind w:firstLine="480" w:firstLineChars="200"/>
-        <w:rPr>
-          <w:sz w:val="24"/>
-          <w:szCs w:val="24"/>
-        </w:rPr>
-      </w:pPr>
-      <w:r>
-        <w:rPr>
-          <w:rFonts w:hint="default"/>
-          <w:sz w:val="24"/>
-          <w:szCs w:val="24"/>
-        </w:rPr>
-        <w:t>4. 平台辅助与智能模块</w:t>
-      </w:r>
-    </w:p>
-    <w:p>
-      <w:pPr>
-        <w:ind w:firstLine="480" w:firstLineChars="200"/>
-        <w:rPr>
-          <w:sz w:val="24"/>
-          <w:szCs w:val="24"/>
-        </w:rPr>
-      </w:pPr>
-      <w:r>
-        <w:rPr>
-          <w:rFonts w:hint="default"/>
-          <w:sz w:val="24"/>
-          <w:szCs w:val="24"/>
-        </w:rPr>
-        <w:t>功能描述：</w:t>
-      </w:r>
-    </w:p>
-    <w:p>
-      <w:pPr>
-        <w:ind w:firstLine="480" w:firstLineChars="200"/>
-        <w:rPr>
-          <w:sz w:val="24"/>
-          <w:szCs w:val="24"/>
-        </w:rPr>
-      </w:pPr>
-      <w:r>
-        <w:rPr>
-          <w:rFonts w:hint="eastAsia"/>
-          <w:sz w:val="24"/>
-          <w:szCs w:val="24"/>
-          <w:lang w:eastAsia="zh-CN"/>
-        </w:rPr>
-        <w:t>（</w:t>
-      </w:r>
-      <w:r>
-        <w:rPr>
-          <w:rFonts w:hint="eastAsia"/>
-          <w:sz w:val="24"/>
-          <w:szCs w:val="24"/>
-          <w:lang w:val="en-US" w:eastAsia="zh-CN"/>
-        </w:rPr>
-        <w:t>1</w:t>
-      </w:r>
-      <w:r>
-        <w:rPr>
-          <w:rFonts w:hint="eastAsia"/>
-          <w:sz w:val="24"/>
-          <w:szCs w:val="24"/>
-          <w:lang w:eastAsia="zh-CN"/>
-        </w:rPr>
-        <w:t>）</w:t>
-      </w:r>
-      <w:r>
-        <w:rPr>
-          <w:rFonts w:hint="default"/>
-          <w:sz w:val="24"/>
-          <w:szCs w:val="24"/>
-        </w:rPr>
-        <w:t>智能简历解析与匹配：如前所述，自动解析简历并生成结构化数据。系统根据职位要求实时计算候选人的匹配度，并为HR提供排序建议。</w:t>
-      </w:r>
-    </w:p>
-    <w:p>
-      <w:pPr>
-        <w:ind w:firstLine="480" w:firstLineChars="200"/>
-        <w:rPr>
-          <w:sz w:val="24"/>
-          <w:szCs w:val="24"/>
-        </w:rPr>
-      </w:pPr>
-      <w:r>
-        <w:rPr>
-          <w:rFonts w:hint="eastAsia"/>
-          <w:sz w:val="24"/>
-          <w:szCs w:val="24"/>
-          <w:lang w:eastAsia="zh-CN"/>
-        </w:rPr>
-        <w:t>（</w:t>
-      </w:r>
-      <w:r>
-        <w:rPr>
-          <w:rFonts w:hint="eastAsia"/>
-          <w:sz w:val="24"/>
-          <w:szCs w:val="24"/>
-          <w:lang w:val="en-US" w:eastAsia="zh-CN"/>
-        </w:rPr>
-        <w:t>2</w:t>
-      </w:r>
-      <w:r>
-        <w:rPr>
-          <w:rFonts w:hint="eastAsia"/>
-          <w:sz w:val="24"/>
-          <w:szCs w:val="24"/>
-          <w:lang w:eastAsia="zh-CN"/>
-        </w:rPr>
-        <w:t>）</w:t>
-      </w:r>
-      <w:r>
-        <w:rPr>
-          <w:rFonts w:hint="default"/>
-          <w:sz w:val="24"/>
-          <w:szCs w:val="24"/>
-        </w:rPr>
-        <w:t>多渠道通知引擎：集成邮件网关和短信接口，可根据业务规则（如状态变更）自动触发个性化的通知消息，确保信息及时触达。</w:t>
-      </w:r>
-    </w:p>
-    <w:p>
-      <w:pPr>
-        <w:ind w:firstLine="480" w:firstLineChars="200"/>
-        <w:rPr>
-          <w:sz w:val="24"/>
-          <w:szCs w:val="24"/>
-        </w:rPr>
-      </w:pPr>
-      <w:r>
-        <w:rPr>
-          <w:rFonts w:hint="eastAsia"/>
-          <w:sz w:val="24"/>
-          <w:szCs w:val="24"/>
-          <w:lang w:eastAsia="zh-CN"/>
-        </w:rPr>
-        <w:t>（</w:t>
-      </w:r>
-      <w:r>
-        <w:rPr>
-          <w:rFonts w:hint="eastAsia"/>
-          <w:sz w:val="24"/>
-          <w:szCs w:val="24"/>
-          <w:lang w:val="en-US" w:eastAsia="zh-CN"/>
-        </w:rPr>
-        <w:t>3</w:t>
-      </w:r>
-      <w:r>
-        <w:rPr>
-          <w:rFonts w:hint="eastAsia"/>
-          <w:sz w:val="24"/>
-          <w:szCs w:val="24"/>
-          <w:lang w:eastAsia="zh-CN"/>
-        </w:rPr>
-        <w:t>）</w:t>
-      </w:r>
-      <w:r>
-        <w:rPr>
-          <w:rFonts w:hint="default"/>
-          <w:sz w:val="24"/>
-          <w:szCs w:val="24"/>
-        </w:rPr>
-        <w:t>系统管理与监控：平台管理员可管理所有用户、配置系统参数（如面试流程模板）、查看系统操作日志、监控服务器性能与资源使用情况。</w:t>
-      </w:r>
-    </w:p>
-    <w:p>
-      <w:pPr>
-        <w:ind w:firstLine="480" w:firstLineChars="200"/>
-        <w:rPr>
-          <w:sz w:val="24"/>
-          <w:szCs w:val="24"/>
-        </w:rPr>
-      </w:pPr>
-      <w:r>
-        <w:rPr>
-          <w:rFonts w:hint="eastAsia"/>
-          <w:sz w:val="24"/>
-          <w:szCs w:val="24"/>
-          <w:lang w:eastAsia="zh-CN"/>
-        </w:rPr>
-        <w:t>（</w:t>
-      </w:r>
-      <w:r>
-        <w:rPr>
-          <w:rFonts w:hint="eastAsia"/>
-          <w:sz w:val="24"/>
-          <w:szCs w:val="24"/>
-          <w:lang w:val="en-US" w:eastAsia="zh-CN"/>
-        </w:rPr>
-        <w:t>4</w:t>
       </w:r>
       <w:r>
         <w:rPr>
@@ -4499,6 +4310,15 @@
           <w:szCs w:val="24"/>
         </w:rPr>
       </w:pPr>
+    </w:p>
+    <w:p>
+      <w:pPr>
+        <w:ind w:firstLine="480" w:firstLineChars="200"/>
+        <w:rPr>
+          <w:sz w:val="24"/>
+          <w:szCs w:val="24"/>
+        </w:rPr>
+      </w:pPr>
       <w:r>
         <w:rPr>
           <w:rFonts w:hint="eastAsia"/>
@@ -4532,7 +4352,7 @@
           <w:sz w:val="24"/>
           <w:szCs w:val="24"/>
         </w:rPr>
-        <w:t>《用户操作手册》：面向求职者和企业HR，以图文并茂的形式详细介绍各功能点的操作步骤和注意事项。</w:t>
+        <w:t>《需求规格说明书》：详细记录经双方确认的系统功能性需求与非功能性需求，是系统测试和验收的根本依据。</w:t>
       </w:r>
     </w:p>
     <w:p>
@@ -4576,7 +4396,7 @@
           <w:sz w:val="24"/>
           <w:szCs w:val="24"/>
         </w:rPr>
-        <w:t>《管理员手册》：面向平台管理员，详细说明系统后台的各项配置、管理功能和运维操作。</w:t>
+        <w:t>《概要设计说明书》：描述系统的总体架构、模块划分、技术选型、数据库设计（E-R图）和接口定义。</w:t>
       </w:r>
     </w:p>
     <w:p>
@@ -4620,7 +4440,7 @@
           <w:sz w:val="24"/>
           <w:szCs w:val="24"/>
         </w:rPr>
-        <w:t>《需求规格说明书》：详细记录经双方确认的系统功能性需求与非功能性需求，是系统测试和验收的根本依据。</w:t>
+        <w:t>《详细设计说明书》：深入到每个模块内部，描述关键类的设计、核心算法的流程（使用流程图或伪代码）、接口的详细定义等。</w:t>
       </w:r>
     </w:p>
     <w:p>
@@ -4664,25 +4484,7 @@
           <w:sz w:val="24"/>
           <w:szCs w:val="24"/>
         </w:rPr>
-        <w:t>《概要设计说明书》：描述系统的总体架构、模块划分、技术选型、数据库设计（E-R图）和接口定义。</w:t>
-      </w:r>
-    </w:p>
-    <w:p>
-      <w:pPr>
-        <w:ind w:firstLine="480" w:firstLineChars="200"/>
-        <w:rPr>
-          <w:sz w:val="24"/>
-          <w:szCs w:val="24"/>
-        </w:rPr>
-      </w:pPr>
-      <w:r>
-        <w:rPr>
-          <w:rFonts w:hint="eastAsia"/>
-          <w:sz w:val="24"/>
-          <w:szCs w:val="24"/>
-          <w:lang w:eastAsia="zh-CN"/>
-        </w:rPr>
-        <w:t>（</w:t>
+        <w:t>《</w:t>
       </w:r>
       <w:r>
         <w:rPr>
@@ -4691,112 +4493,15 @@
           <w:szCs w:val="24"/>
           <w:lang w:val="en-US" w:eastAsia="zh-CN"/>
         </w:rPr>
-        <w:t>5</w:t>
-      </w:r>
-      <w:r>
-        <w:rPr>
-          <w:rFonts w:hint="eastAsia"/>
-          <w:sz w:val="24"/>
-          <w:szCs w:val="24"/>
-          <w:lang w:eastAsia="zh-CN"/>
-        </w:rPr>
-        <w:t>）</w:t>
-      </w:r>
-      <w:r>
-        <w:rPr>
-          <w:rFonts w:hint="default"/>
-          <w:sz w:val="24"/>
-          <w:szCs w:val="24"/>
-        </w:rPr>
-        <w:t>《详细设计说明书》：深入到每个模块内部，描述关键类的设计、核心算法的流程（使用流程图或伪代码）、接口的详细定义等。</w:t>
-      </w:r>
-    </w:p>
-    <w:p>
-      <w:pPr>
-        <w:ind w:firstLine="480" w:firstLineChars="200"/>
-        <w:rPr>
-          <w:sz w:val="24"/>
-          <w:szCs w:val="24"/>
-        </w:rPr>
-      </w:pPr>
-      <w:r>
-        <w:rPr>
-          <w:rFonts w:hint="eastAsia"/>
-          <w:sz w:val="24"/>
-          <w:szCs w:val="24"/>
-          <w:lang w:eastAsia="zh-CN"/>
-        </w:rPr>
-        <w:t>（</w:t>
-      </w:r>
-      <w:r>
-        <w:rPr>
-          <w:rFonts w:hint="eastAsia"/>
-          <w:sz w:val="24"/>
-          <w:szCs w:val="24"/>
-          <w:lang w:val="en-US" w:eastAsia="zh-CN"/>
-        </w:rPr>
-        <w:t>6</w:t>
-      </w:r>
-      <w:r>
-        <w:rPr>
-          <w:rFonts w:hint="eastAsia"/>
-          <w:sz w:val="24"/>
-          <w:szCs w:val="24"/>
-          <w:lang w:eastAsia="zh-CN"/>
-        </w:rPr>
-        <w:t>）</w:t>
-      </w:r>
-      <w:r>
-        <w:rPr>
-          <w:rFonts w:hint="default"/>
-          <w:sz w:val="24"/>
-          <w:szCs w:val="24"/>
-        </w:rPr>
-        <w:t>《测试报告》：汇总单元测试、集成测试、系统测试和用户验收测试的过程与结果，包括测试用例、缺陷统计及修复情况。</w:t>
-      </w:r>
-    </w:p>
-    <w:p>
-      <w:pPr>
-        <w:ind w:firstLine="480" w:firstLineChars="200"/>
-        <w:rPr>
-          <w:sz w:val="24"/>
-          <w:szCs w:val="24"/>
-        </w:rPr>
-      </w:pPr>
-      <w:r>
-        <w:rPr>
-          <w:rFonts w:hint="eastAsia"/>
-          <w:sz w:val="24"/>
-          <w:szCs w:val="24"/>
-          <w:lang w:eastAsia="zh-CN"/>
-        </w:rPr>
-        <w:t>（</w:t>
-      </w:r>
-      <w:r>
-        <w:rPr>
-          <w:rFonts w:hint="eastAsia"/>
-          <w:sz w:val="24"/>
-          <w:szCs w:val="24"/>
-          <w:lang w:val="en-US" w:eastAsia="zh-CN"/>
-        </w:rPr>
-        <w:t>7</w:t>
-      </w:r>
-      <w:r>
-        <w:rPr>
-          <w:rFonts w:hint="eastAsia"/>
-          <w:sz w:val="24"/>
-          <w:szCs w:val="24"/>
-          <w:lang w:eastAsia="zh-CN"/>
-        </w:rPr>
-        <w:t>）</w:t>
-      </w:r>
-      <w:r>
-        <w:rPr>
-          <w:rFonts w:hint="default"/>
-          <w:sz w:val="24"/>
-          <w:szCs w:val="24"/>
-        </w:rPr>
-        <w:t>《部署与安装指南》：提供详细的服务器环境要求、软件依赖安装步骤、系统部署流程和初始化配置说明。</w:t>
+        <w:t>API_HELP</w:t>
+      </w:r>
+      <w:r>
+        <w:rPr>
+          <w:rFonts w:hint="default"/>
+          <w:sz w:val="24"/>
+          <w:szCs w:val="24"/>
+        </w:rPr>
+        <w:t>》：</w:t>
       </w:r>
     </w:p>
     <w:p>
@@ -4880,7 +4585,7 @@
           <w:sz w:val="24"/>
           <w:szCs w:val="24"/>
         </w:rPr>
-        <w:t>：项目拟采用的技术均为当前业界广泛使用且非常成熟的方案。后端使用Java Spring Boot框架，生态完善，能快速构建稳定的RESTful API；前端使用Vue.js，组件化开发效率高；数据库选用MySQL，满足关系型数据存储需求且成本可控；使用Redis作为缓存提升系统性能。这些技术的学习资源丰富，社区活跃，遇到技术问题易于解决。</w:t>
+        <w:t>：项目拟采用的技术均为当前业界广泛使用且非常成熟的方案。后端使用Java Spring Boot框架，生态完善，能快速构建稳定的RESTful API；前端使用Vue.js，组件化开发效率高；数据库选用MySQL，满足关系型数据存储需求且成本可控；这些技术的学习资源丰富，社区活跃，遇到技术问题易于解决。</w:t>
       </w:r>
     </w:p>
     <w:p>
@@ -4968,7 +4673,24 @@
           <w:sz w:val="24"/>
           <w:szCs w:val="24"/>
         </w:rPr>
-        <w:t>集成与部署：系统采用标准的B/S架构，部署于Tomcat应用服务器，与常见的Linux服务器环境兼容性好。部署过程相对标准化，无特殊或未经证实的技术依赖。</w:t>
+        <w:t>集成与部署：系统采用标准的B/S架构，部署于</w:t>
+      </w:r>
+      <w:r>
+        <w:rPr>
+          <w:rFonts w:hint="eastAsia"/>
+          <w:sz w:val="24"/>
+          <w:szCs w:val="24"/>
+          <w:lang w:val="en-US" w:eastAsia="zh-CN"/>
+        </w:rPr>
+        <w:t>Nginx</w:t>
+      </w:r>
+      <w:r>
+        <w:rPr>
+          <w:rFonts w:hint="default"/>
+          <w:sz w:val="24"/>
+          <w:szCs w:val="24"/>
+        </w:rPr>
+        <w:t>应用服务器，与常见的Linux服务器环境兼容性好。部署过程相对标准化，无特殊或未经证实的技术依赖。</w:t>
       </w:r>
     </w:p>
     <w:p>
@@ -5645,8 +5367,10 @@
       <w:pPr>
         <w:ind w:firstLine="480" w:firstLineChars="200"/>
         <w:rPr>
-          <w:sz w:val="24"/>
-          <w:szCs w:val="24"/>
+          <w:rFonts w:hint="default" w:eastAsia="宋体"/>
+          <w:sz w:val="24"/>
+          <w:szCs w:val="24"/>
+          <w:lang w:val="en-US" w:eastAsia="zh-CN"/>
         </w:rPr>
       </w:pPr>
       <w:r>
@@ -5682,7 +5406,16 @@
           <w:sz w:val="24"/>
           <w:szCs w:val="24"/>
         </w:rPr>
-        <w:t>代码管理与协作：GitLab</w:t>
+        <w:t>代码管理与协作：Git</w:t>
+      </w:r>
+      <w:r>
+        <w:rPr>
+          <w:rFonts w:hint="eastAsia"/>
+          <w:sz w:val="24"/>
+          <w:szCs w:val="24"/>
+          <w:lang w:val="en-US" w:eastAsia="zh-CN"/>
+        </w:rPr>
+        <w:t>hub</w:t>
       </w:r>
     </w:p>
     <w:p>
@@ -5728,24 +5461,6 @@
         </w:rPr>
         <w:t>测试工具：</w:t>
       </w:r>
-    </w:p>
-    <w:p>
-      <w:pPr>
-        <w:ind w:firstLine="480" w:firstLineChars="200"/>
-        <w:rPr>
-          <w:sz w:val="24"/>
-          <w:szCs w:val="24"/>
-        </w:rPr>
-      </w:pPr>
-      <w:r>
-        <w:rPr>
-          <w:rFonts w:hint="eastAsia"/>
-          <w:sz w:val="24"/>
-          <w:szCs w:val="24"/>
-          <w:lang w:eastAsia="zh-CN"/>
-        </w:rPr>
-        <w:t>（</w:t>
-      </w:r>
       <w:r>
         <w:rPr>
           <w:rFonts w:hint="eastAsia"/>
@@ -5753,112 +5468,15 @@
           <w:szCs w:val="24"/>
           <w:lang w:val="en-US" w:eastAsia="zh-CN"/>
         </w:rPr>
-        <w:t>a</w:t>
-      </w:r>
-      <w:r>
-        <w:rPr>
-          <w:rFonts w:hint="eastAsia"/>
-          <w:sz w:val="24"/>
-          <w:szCs w:val="24"/>
-          <w:lang w:eastAsia="zh-CN"/>
-        </w:rPr>
-        <w:t>）</w:t>
-      </w:r>
-      <w:r>
-        <w:rPr>
-          <w:rFonts w:hint="default"/>
-          <w:sz w:val="24"/>
-          <w:szCs w:val="24"/>
-        </w:rPr>
-        <w:t>单元测试：JUnit</w:t>
-      </w:r>
-    </w:p>
-    <w:p>
-      <w:pPr>
-        <w:ind w:firstLine="480" w:firstLineChars="200"/>
-        <w:rPr>
-          <w:sz w:val="24"/>
-          <w:szCs w:val="24"/>
-        </w:rPr>
-      </w:pPr>
-      <w:r>
-        <w:rPr>
-          <w:rFonts w:hint="eastAsia"/>
-          <w:sz w:val="24"/>
-          <w:szCs w:val="24"/>
-          <w:lang w:eastAsia="zh-CN"/>
-        </w:rPr>
-        <w:t>（</w:t>
-      </w:r>
-      <w:r>
-        <w:rPr>
-          <w:rFonts w:hint="eastAsia"/>
-          <w:sz w:val="24"/>
-          <w:szCs w:val="24"/>
-          <w:lang w:val="en-US" w:eastAsia="zh-CN"/>
-        </w:rPr>
-        <w:t>b</w:t>
-      </w:r>
-      <w:r>
-        <w:rPr>
-          <w:rFonts w:hint="eastAsia"/>
-          <w:sz w:val="24"/>
-          <w:szCs w:val="24"/>
-          <w:lang w:eastAsia="zh-CN"/>
-        </w:rPr>
-        <w:t>）</w:t>
-      </w:r>
-      <w:r>
-        <w:rPr>
-          <w:rFonts w:hint="default"/>
-          <w:sz w:val="24"/>
-          <w:szCs w:val="24"/>
-        </w:rPr>
-        <w:t>API测试：Postman</w:t>
-      </w:r>
-    </w:p>
-    <w:p>
-      <w:pPr>
-        <w:ind w:firstLine="480" w:firstLineChars="200"/>
-        <w:rPr>
-          <w:sz w:val="24"/>
-          <w:szCs w:val="24"/>
-        </w:rPr>
-      </w:pPr>
-      <w:r>
-        <w:rPr>
-          <w:rFonts w:hint="eastAsia"/>
-          <w:sz w:val="24"/>
-          <w:szCs w:val="24"/>
-          <w:lang w:eastAsia="zh-CN"/>
-        </w:rPr>
-        <w:t>（</w:t>
-      </w:r>
-      <w:r>
-        <w:rPr>
-          <w:rFonts w:hint="eastAsia"/>
-          <w:sz w:val="24"/>
-          <w:szCs w:val="24"/>
-          <w:lang w:val="en-US" w:eastAsia="zh-CN"/>
-        </w:rPr>
-        <w:t>c</w:t>
-      </w:r>
-      <w:r>
-        <w:rPr>
-          <w:rFonts w:hint="eastAsia"/>
-          <w:sz w:val="24"/>
-          <w:szCs w:val="24"/>
-          <w:lang w:eastAsia="zh-CN"/>
-        </w:rPr>
-        <w:t>）</w:t>
-      </w:r>
-      <w:r>
-        <w:rPr>
-          <w:rFonts w:hint="default"/>
-          <w:sz w:val="24"/>
-          <w:szCs w:val="24"/>
-        </w:rPr>
-        <w:t>前端测试：Jest</w:t>
+        <w:t>web</w:t>
+      </w:r>
+      <w:r>
+        <w:rPr>
+          <w:rFonts w:hint="default"/>
+          <w:sz w:val="24"/>
+          <w:szCs w:val="24"/>
+        </w:rPr>
+        <w:t>前端测试</w:t>
       </w:r>
     </w:p>
     <w:p>
@@ -5915,7 +5533,24 @@
           <w:sz w:val="24"/>
           <w:szCs w:val="24"/>
         </w:rPr>
-        <w:t>服务器操作系统：Linux发行版（推荐CentOS 7+ 或 Ubuntu 20.04 LTS）</w:t>
+        <w:t>服务器操作系统：Ubuntu 2</w:t>
+      </w:r>
+      <w:r>
+        <w:rPr>
+          <w:rFonts w:hint="eastAsia"/>
+          <w:sz w:val="24"/>
+          <w:szCs w:val="24"/>
+          <w:lang w:val="en-US" w:eastAsia="zh-CN"/>
+        </w:rPr>
+        <w:t>2</w:t>
+      </w:r>
+      <w:r>
+        <w:rPr>
+          <w:rFonts w:hint="default"/>
+          <w:sz w:val="24"/>
+          <w:szCs w:val="24"/>
+        </w:rPr>
+        <w:t>.04 LTS</w:t>
       </w:r>
     </w:p>
     <w:p>
@@ -5959,7 +5594,16 @@
           <w:sz w:val="24"/>
           <w:szCs w:val="24"/>
         </w:rPr>
-        <w:t>Web应用服务器：Tomcat 9.x 或 10.x</w:t>
+        <w:t>Web应用服务器：</w:t>
+      </w:r>
+      <w:r>
+        <w:rPr>
+          <w:rFonts w:hint="eastAsia"/>
+          <w:sz w:val="24"/>
+          <w:szCs w:val="24"/>
+          <w:lang w:val="en-US" w:eastAsia="zh-CN"/>
+        </w:rPr>
+        <w:t>Nginx</w:t>
       </w:r>
     </w:p>
     <w:p>
@@ -6003,7 +5647,7 @@
           <w:sz w:val="24"/>
           <w:szCs w:val="24"/>
         </w:rPr>
-        <w:t>Java运行环境：OpenJDK 17</w:t>
+        <w:t>Java运行环境：JDK 17</w:t>
       </w:r>
     </w:p>
     <w:p>
@@ -6251,6 +5895,49 @@
       </w:pPr>
       <w:r>
         <w:rPr>
+          <w:rFonts w:hint="default"/>
+          <w:sz w:val="24"/>
+          <w:szCs w:val="24"/>
+        </w:rPr>
+        <w:t>远程协助需方完成生产服务器的环境准备、软件安装、数据库初始化及应用程序的部署工作，直至系统成功启动并可正常访问。</w:t>
+      </w:r>
+    </w:p>
+    <w:p>
+      <w:pPr>
+        <w:ind w:firstLine="480" w:firstLineChars="200"/>
+        <w:rPr>
+          <w:sz w:val="24"/>
+          <w:szCs w:val="24"/>
+        </w:rPr>
+      </w:pPr>
+      <w:r>
+        <w:rPr>
+          <w:rFonts w:hint="eastAsia"/>
+          <w:sz w:val="24"/>
+          <w:szCs w:val="24"/>
+          <w:lang w:val="en-US" w:eastAsia="zh-CN"/>
+        </w:rPr>
+        <w:t>2、</w:t>
+      </w:r>
+      <w:r>
+        <w:rPr>
+          <w:rFonts w:hint="default"/>
+          <w:sz w:val="24"/>
+          <w:szCs w:val="24"/>
+        </w:rPr>
+        <w:t>用户培训服务：</w:t>
+      </w:r>
+    </w:p>
+    <w:p>
+      <w:pPr>
+        <w:ind w:firstLine="480" w:firstLineChars="200"/>
+        <w:rPr>
+          <w:sz w:val="24"/>
+          <w:szCs w:val="24"/>
+        </w:rPr>
+      </w:pPr>
+      <w:r>
+        <w:rPr>
           <w:rFonts w:hint="eastAsia"/>
           <w:sz w:val="24"/>
           <w:szCs w:val="24"/>
@@ -6282,15 +5969,17 @@
           <w:sz w:val="24"/>
           <w:szCs w:val="24"/>
         </w:rPr>
-        <w:t>提供详细的《部署与安装指南》文档。</w:t>
-      </w:r>
-    </w:p>
-    <w:p>
-      <w:pPr>
-        <w:ind w:firstLine="480" w:firstLineChars="200"/>
-        <w:rPr>
-          <w:sz w:val="24"/>
-          <w:szCs w:val="24"/>
+        <w:t>针对企业HR用户和平台管理员，提供不少于1次的线上集中式操作培训，时长约2小时。培训内容涵盖核心功能操作、常见问题处理等。</w:t>
+      </w:r>
+    </w:p>
+    <w:p>
+      <w:pPr>
+        <w:ind w:firstLine="480" w:firstLineChars="200"/>
+        <w:rPr>
+          <w:rFonts w:hint="eastAsia" w:eastAsia="宋体"/>
+          <w:sz w:val="24"/>
+          <w:szCs w:val="24"/>
+          <w:lang w:val="en-US" w:eastAsia="zh-CN"/>
         </w:rPr>
       </w:pPr>
       <w:r>
@@ -6326,121 +6015,16 @@
           <w:sz w:val="24"/>
           <w:szCs w:val="24"/>
         </w:rPr>
-        <w:t>远程协助需方完成生产服务器的环境准备、软件安装、数据库初始化及应用程序的部署工作，直至系统成功启动并可正常访问。</w:t>
-      </w:r>
-    </w:p>
-    <w:p>
-      <w:pPr>
-        <w:ind w:firstLine="480" w:firstLineChars="200"/>
-        <w:rPr>
-          <w:sz w:val="24"/>
-          <w:szCs w:val="24"/>
-        </w:rPr>
-      </w:pPr>
-      <w:r>
-        <w:rPr>
-          <w:rFonts w:hint="eastAsia"/>
-          <w:sz w:val="24"/>
-          <w:szCs w:val="24"/>
-          <w:lang w:val="en-US" w:eastAsia="zh-CN"/>
-        </w:rPr>
-        <w:t>2、</w:t>
-      </w:r>
-      <w:r>
-        <w:rPr>
-          <w:rFonts w:hint="default"/>
-          <w:sz w:val="24"/>
-          <w:szCs w:val="24"/>
-        </w:rPr>
-        <w:t>用户培训服务：</w:t>
-      </w:r>
-    </w:p>
-    <w:p>
-      <w:pPr>
-        <w:ind w:firstLine="480" w:firstLineChars="200"/>
-        <w:rPr>
-          <w:sz w:val="24"/>
-          <w:szCs w:val="24"/>
-        </w:rPr>
-      </w:pPr>
-      <w:r>
-        <w:rPr>
-          <w:rFonts w:hint="eastAsia"/>
-          <w:sz w:val="24"/>
-          <w:szCs w:val="24"/>
-          <w:lang w:eastAsia="zh-CN"/>
-        </w:rPr>
-        <w:t>（</w:t>
-      </w:r>
-      <w:r>
-        <w:rPr>
-          <w:rFonts w:hint="eastAsia"/>
-          <w:sz w:val="24"/>
-          <w:szCs w:val="24"/>
-          <w:lang w:val="en-US" w:eastAsia="zh-CN"/>
-        </w:rPr>
-        <w:t>1</w:t>
-      </w:r>
-      <w:r>
-        <w:rPr>
-          <w:rFonts w:hint="eastAsia"/>
-          <w:sz w:val="24"/>
-          <w:szCs w:val="24"/>
-          <w:lang w:eastAsia="zh-CN"/>
-        </w:rPr>
-        <w:t>）</w:t>
-      </w:r>
-      <w:r>
-        <w:rPr>
-          <w:rFonts w:hint="default"/>
-          <w:sz w:val="24"/>
-          <w:szCs w:val="24"/>
-        </w:rPr>
-        <w:t>针对企业HR用户和平台管理员，提供不少于1次的线上集中式操作培训，时长约2小时。培训内容涵盖核心功能操作、常见问题处理等。</w:t>
-      </w:r>
-    </w:p>
-    <w:p>
-      <w:pPr>
-        <w:ind w:firstLine="480" w:firstLineChars="200"/>
-        <w:rPr>
-          <w:sz w:val="24"/>
-          <w:szCs w:val="24"/>
-        </w:rPr>
-      </w:pPr>
-      <w:r>
-        <w:rPr>
-          <w:rFonts w:hint="eastAsia"/>
-          <w:sz w:val="24"/>
-          <w:szCs w:val="24"/>
-          <w:lang w:eastAsia="zh-CN"/>
-        </w:rPr>
-        <w:t>（</w:t>
-      </w:r>
-      <w:r>
-        <w:rPr>
-          <w:rFonts w:hint="eastAsia"/>
-          <w:sz w:val="24"/>
-          <w:szCs w:val="24"/>
-          <w:lang w:val="en-US" w:eastAsia="zh-CN"/>
-        </w:rPr>
-        <w:t>2</w:t>
-      </w:r>
-      <w:r>
-        <w:rPr>
-          <w:rFonts w:hint="eastAsia"/>
-          <w:sz w:val="24"/>
-          <w:szCs w:val="24"/>
-          <w:lang w:eastAsia="zh-CN"/>
-        </w:rPr>
-        <w:t>）</w:t>
-      </w:r>
-      <w:r>
-        <w:rPr>
-          <w:rFonts w:hint="default"/>
-          <w:sz w:val="24"/>
-          <w:szCs w:val="24"/>
-        </w:rPr>
-        <w:t>提供录制好的培训视频和完整的《用户操作手册》、《管理员手册》。</w:t>
+        <w:t>提供录制好的培训视频</w:t>
+      </w:r>
+      <w:r>
+        <w:rPr>
+          <w:rFonts w:hint="eastAsia"/>
+          <w:sz w:val="24"/>
+          <w:szCs w:val="24"/>
+          <w:lang w:eastAsia="zh-CN"/>
+        </w:rPr>
+        <w:t>。</w:t>
       </w:r>
     </w:p>
     <w:p>
@@ -7211,7 +6795,44 @@
           <w:szCs w:val="24"/>
           <w:shd w:val="clear" w:fill="FFFFFF"/>
         </w:rPr>
-        <w:t>2025年12月7日</w:t>
+        <w:t>2025年12月</w:t>
+      </w:r>
+      <w:r>
+        <w:rPr>
+          <w:rStyle w:val="17"/>
+          <w:rFonts w:hint="eastAsia" w:ascii="宋体" w:hAnsi="宋体" w:cs="宋体"/>
+          <w:b w:val="0"/>
+          <w:bCs w:val="0"/>
+          <w:i w:val="0"/>
+          <w:iCs w:val="0"/>
+          <w:caps w:val="0"/>
+          <w:color w:val="0F1115"/>
+          <w:spacing w:val="0"/>
+          <w:sz w:val="24"/>
+          <w:szCs w:val="24"/>
+          <w:shd w:val="clear" w:fill="FFFFFF"/>
+          <w:lang w:val="en-US" w:eastAsia="zh-CN"/>
+        </w:rPr>
+        <w:t>21</w:t>
+      </w:r>
+      <w:bookmarkStart w:id="34" w:name="_GoBack"/>
+      <w:bookmarkEnd w:id="34"/>
+      <w:r>
+        <w:rPr>
+          <w:rStyle w:val="17"/>
+          <w:rFonts w:hint="eastAsia" w:ascii="宋体" w:hAnsi="宋体" w:eastAsia="宋体" w:cs="宋体"/>
+          <w:b w:val="0"/>
+          <w:bCs w:val="0"/>
+          <w:i w:val="0"/>
+          <w:iCs w:val="0"/>
+          <w:caps w:val="0"/>
+          <w:color w:val="0F1115"/>
+          <w:spacing w:val="0"/>
+          <w:sz w:val="24"/>
+          <w:szCs w:val="24"/>
+          <w:shd w:val="clear" w:fill="FFFFFF"/>
+        </w:rPr>
+        <w:t>日</w:t>
       </w:r>
       <w:r>
         <w:rPr>
@@ -12350,6 +11971,14 @@
         <w:gridCol w:w="1291"/>
       </w:tblGrid>
       <w:tr>
+        <w:tblPrEx>
+          <w:tblCellMar>
+            <w:top w:w="15" w:type="dxa"/>
+            <w:left w:w="15" w:type="dxa"/>
+            <w:bottom w:w="15" w:type="dxa"/>
+            <w:right w:w="15" w:type="dxa"/>
+          </w:tblCellMar>
+        </w:tblPrEx>
         <w:trPr>
           <w:trHeight w:val="567" w:hRule="atLeast"/>
         </w:trPr>
@@ -12866,8 +12495,6 @@
                 <w:sz w:val="24"/>
               </w:rPr>
             </w:pPr>
-            <w:bookmarkStart w:id="34" w:name="_GoBack"/>
-            <w:bookmarkEnd w:id="34"/>
           </w:p>
         </w:tc>
         <w:tc>
@@ -13219,6 +12846,14 @@
         </w:tc>
       </w:tr>
       <w:tr>
+        <w:tblPrEx>
+          <w:tblCellMar>
+            <w:top w:w="15" w:type="dxa"/>
+            <w:left w:w="15" w:type="dxa"/>
+            <w:bottom w:w="15" w:type="dxa"/>
+            <w:right w:w="15" w:type="dxa"/>
+          </w:tblCellMar>
+        </w:tblPrEx>
         <w:trPr>
           <w:trHeight w:val="567" w:hRule="atLeast"/>
         </w:trPr>

--- a/doc/项目开发计划.docx
+++ b/doc/项目开发计划.docx
@@ -79,9 +79,9 @@
       <w:bookmarkEnd w:id="0"/>
       <w:bookmarkEnd w:id="1"/>
       <w:bookmarkEnd w:id="2"/>
-      <w:bookmarkStart w:id="3" w:name="_Toc17740"/>
-      <w:bookmarkStart w:id="4" w:name="_Toc246399169"/>
-      <w:bookmarkStart w:id="5" w:name="_Toc246399500"/>
+      <w:bookmarkStart w:id="3" w:name="_Toc246399500"/>
+      <w:bookmarkStart w:id="4" w:name="_Toc17740"/>
+      <w:bookmarkStart w:id="5" w:name="_Toc246399169"/>
     </w:p>
     <w:p>
       <w:pPr>
@@ -121,9 +121,9 @@
       <w:bookmarkEnd w:id="3"/>
       <w:bookmarkEnd w:id="4"/>
       <w:bookmarkEnd w:id="5"/>
-      <w:bookmarkStart w:id="6" w:name="_Toc246399170"/>
-      <w:bookmarkStart w:id="7" w:name="_Toc246399501"/>
-      <w:bookmarkStart w:id="8" w:name="_Toc19531"/>
+      <w:bookmarkStart w:id="6" w:name="_Toc19531"/>
+      <w:bookmarkStart w:id="7" w:name="_Toc246399170"/>
+      <w:bookmarkStart w:id="8" w:name="_Toc246399501"/>
     </w:p>
     <w:p>
       <w:pPr>
@@ -163,9 +163,9 @@
       <w:bookmarkEnd w:id="6"/>
       <w:bookmarkEnd w:id="7"/>
       <w:bookmarkEnd w:id="8"/>
-      <w:bookmarkStart w:id="9" w:name="_Toc246399502"/>
-      <w:bookmarkStart w:id="10" w:name="_Toc246399171"/>
-      <w:bookmarkStart w:id="11" w:name="_Toc24889"/>
+      <w:bookmarkStart w:id="9" w:name="_Toc24889"/>
+      <w:bookmarkStart w:id="10" w:name="_Toc246399502"/>
+      <w:bookmarkStart w:id="11" w:name="_Toc246399171"/>
     </w:p>
     <w:p>
       <w:pPr>
@@ -4032,6 +4032,7 @@
       <w:pPr>
         <w:ind w:firstLine="480" w:firstLineChars="200"/>
         <w:rPr>
+          <w:rFonts w:hint="default"/>
           <w:sz w:val="24"/>
           <w:szCs w:val="24"/>
         </w:rPr>
@@ -4054,9 +4055,9 @@
     </w:p>
     <w:p>
       <w:pPr>
-        <w:shd w:val="clear" w:fill="FFFF00"/>
-        <w:ind w:firstLine="480" w:firstLineChars="200"/>
-        <w:rPr>
+        <w:ind w:firstLine="480" w:firstLineChars="200"/>
+        <w:rPr>
+          <w:rFonts w:hint="default"/>
           <w:sz w:val="24"/>
           <w:szCs w:val="24"/>
         </w:rPr>
@@ -4099,9 +4100,9 @@
     </w:p>
     <w:p>
       <w:pPr>
-        <w:shd w:val="clear" w:fill="FFFF00"/>
-        <w:ind w:firstLine="480" w:firstLineChars="200"/>
-        <w:rPr>
+        <w:ind w:firstLine="480" w:firstLineChars="200"/>
+        <w:rPr>
+          <w:rFonts w:hint="default"/>
           <w:sz w:val="24"/>
           <w:szCs w:val="24"/>
         </w:rPr>
@@ -4144,9 +4145,9 @@
     </w:p>
     <w:p>
       <w:pPr>
-        <w:shd w:val="clear" w:fill="FFFF00"/>
-        <w:ind w:firstLine="480" w:firstLineChars="200"/>
-        <w:rPr>
+        <w:ind w:firstLine="480" w:firstLineChars="200"/>
+        <w:rPr>
+          <w:rFonts w:hint="default"/>
           <w:sz w:val="24"/>
           <w:szCs w:val="24"/>
         </w:rPr>
@@ -4189,52 +4190,6 @@
     </w:p>
     <w:p>
       <w:pPr>
-        <w:shd w:val="clear" w:fill="FFFF00"/>
-        <w:ind w:firstLine="480" w:firstLineChars="200"/>
-        <w:rPr>
-          <w:sz w:val="24"/>
-          <w:szCs w:val="24"/>
-        </w:rPr>
-      </w:pPr>
-      <w:r>
-        <w:rPr>
-          <w:rFonts w:hint="eastAsia"/>
-          <w:sz w:val="24"/>
-          <w:szCs w:val="24"/>
-          <w:lang w:eastAsia="zh-CN"/>
-        </w:rPr>
-        <w:t>（</w:t>
-      </w:r>
-      <w:r>
-        <w:rPr>
-          <w:rFonts w:hint="eastAsia"/>
-          <w:sz w:val="24"/>
-          <w:szCs w:val="24"/>
-          <w:lang w:val="en-US" w:eastAsia="zh-CN"/>
-        </w:rPr>
-        <w:t>4</w:t>
-      </w:r>
-      <w:r>
-        <w:rPr>
-          <w:rFonts w:hint="eastAsia"/>
-          <w:sz w:val="24"/>
-          <w:szCs w:val="24"/>
-          <w:lang w:eastAsia="zh-CN"/>
-        </w:rPr>
-        <w:t>）</w:t>
-      </w:r>
-      <w:r>
-        <w:rPr>
-          <w:rFonts w:hint="default"/>
-          <w:sz w:val="24"/>
-          <w:szCs w:val="24"/>
-        </w:rPr>
-        <w:t>数据库初始化脚本：用于创建数据库 schema 和初始化必要的基础数据（如角色、权限、系统配置项）。</w:t>
-      </w:r>
-    </w:p>
-    <w:p>
-      <w:pPr>
-        <w:shd w:val="clear" w:fill="FFFF00"/>
         <w:ind w:firstLine="480" w:firstLineChars="200"/>
         <w:rPr>
           <w:rFonts w:hint="default"/>
@@ -4253,21 +4208,48 @@
     </w:p>
     <w:p>
       <w:pPr>
-        <w:shd w:val="clear" w:fill="FFFF00"/>
-        <w:ind w:firstLine="480" w:firstLineChars="200"/>
-        <w:rPr>
-          <w:sz w:val="24"/>
-          <w:szCs w:val="24"/>
-        </w:rPr>
-      </w:pPr>
-      <w:r>
-        <w:rPr>
-          <w:rFonts w:hint="default"/>
-          <w:sz w:val="24"/>
-          <w:szCs w:val="24"/>
-        </w:rPr>
-        <w:t>在开发、测试和部署过程中使用的软件环境，如IntelliJ IDEA开发工具、JUnit测试框架、Postman API测试工具、GitLab代码仓库、Maven构建工具、Jenkins持续集成服务器等，不随最终产品交付。</w:t>
-      </w:r>
+        <w:ind w:firstLine="480" w:firstLineChars="200"/>
+        <w:rPr>
+          <w:rFonts w:hint="default"/>
+          <w:sz w:val="24"/>
+          <w:szCs w:val="24"/>
+        </w:rPr>
+      </w:pPr>
+      <w:r>
+        <w:rPr>
+          <w:rFonts w:hint="default"/>
+          <w:sz w:val="24"/>
+          <w:szCs w:val="24"/>
+        </w:rPr>
+        <w:t>在开发、测试和部署过程中使用的软件环境，如 IDEA开发工具、JUnit测试框架、Postman API测试工具、Git</w:t>
+      </w:r>
+      <w:r>
+        <w:rPr>
+          <w:rFonts w:hint="eastAsia"/>
+          <w:sz w:val="24"/>
+          <w:szCs w:val="24"/>
+          <w:lang w:val="en-US" w:eastAsia="zh-CN"/>
+        </w:rPr>
+        <w:t>Hub</w:t>
+      </w:r>
+      <w:r>
+        <w:rPr>
+          <w:rFonts w:hint="default"/>
+          <w:sz w:val="24"/>
+          <w:szCs w:val="24"/>
+        </w:rPr>
+        <w:t>代码仓库、Maven构建工具、Jenkins持续集成服务器等，不随最终产品交付。</w:t>
+      </w:r>
+    </w:p>
+    <w:p>
+      <w:pPr>
+        <w:ind w:firstLine="480" w:firstLineChars="200"/>
+        <w:rPr>
+          <w:rFonts w:hint="default"/>
+          <w:sz w:val="24"/>
+          <w:szCs w:val="24"/>
+        </w:rPr>
+      </w:pPr>
     </w:p>
     <w:p>
       <w:pPr>
@@ -4447,8 +4429,10 @@
       <w:pPr>
         <w:ind w:firstLine="480" w:firstLineChars="200"/>
         <w:rPr>
-          <w:sz w:val="24"/>
-          <w:szCs w:val="24"/>
+          <w:rFonts w:hint="default" w:eastAsia="宋体"/>
+          <w:sz w:val="24"/>
+          <w:szCs w:val="24"/>
+          <w:lang w:val="en-US" w:eastAsia="zh-CN"/>
         </w:rPr>
       </w:pPr>
       <w:r>
@@ -4501,7 +4485,25 @@
           <w:sz w:val="24"/>
           <w:szCs w:val="24"/>
         </w:rPr>
-        <w:t>》：</w:t>
+        <w:t>》</w:t>
+      </w:r>
+      <w:r>
+        <w:rPr>
+          <w:rFonts w:hint="eastAsia"/>
+          <w:sz w:val="24"/>
+          <w:szCs w:val="24"/>
+          <w:lang w:eastAsia="zh-CN"/>
+        </w:rPr>
+        <w:t>：</w:t>
+      </w:r>
+      <w:r>
+        <w:rPr>
+          <w:rFonts w:hint="eastAsia"/>
+          <w:sz w:val="24"/>
+          <w:szCs w:val="24"/>
+          <w:lang w:val="en-US" w:eastAsia="zh-CN"/>
+        </w:rPr>
+        <w:t>提供api帮助文档。</w:t>
       </w:r>
     </w:p>
     <w:p>
@@ -5415,15 +5417,20 @@
           <w:szCs w:val="24"/>
           <w:lang w:val="en-US" w:eastAsia="zh-CN"/>
         </w:rPr>
-        <w:t>hub</w:t>
-      </w:r>
-    </w:p>
-    <w:p>
-      <w:pPr>
-        <w:ind w:firstLine="480" w:firstLineChars="200"/>
-        <w:rPr>
-          <w:sz w:val="24"/>
-          <w:szCs w:val="24"/>
+        <w:t>Hub</w:t>
+      </w:r>
+    </w:p>
+    <w:p>
+      <w:pPr>
+        <w:ind w:firstLine="480" w:firstLineChars="200"/>
+        <w:rPr>
+          <w:rFonts w:hint="default" w:ascii="宋体" w:hAnsi="宋体" w:eastAsia="宋体" w:cs="宋体"/>
+          <w:b w:val="0"/>
+          <w:bCs w:val="0"/>
+          <w:kern w:val="2"/>
+          <w:sz w:val="24"/>
+          <w:szCs w:val="24"/>
+          <w:lang w:val="en-US" w:eastAsia="zh-CN" w:bidi="ar-SA"/>
         </w:rPr>
       </w:pPr>
       <w:r>
@@ -5442,7 +5449,7 @@
           <w:szCs w:val="24"/>
           <w:lang w:val="en-US" w:eastAsia="zh-CN"/>
         </w:rPr>
-        <w:t>6</w:t>
+        <w:t>5</w:t>
       </w:r>
       <w:r>
         <w:rPr>
@@ -5455,29 +5462,25 @@
       </w:r>
       <w:r>
         <w:rPr>
-          <w:rFonts w:hint="default"/>
-          <w:sz w:val="24"/>
-          <w:szCs w:val="24"/>
-        </w:rPr>
-        <w:t>测试工具：</w:t>
-      </w:r>
-      <w:r>
-        <w:rPr>
-          <w:rFonts w:hint="eastAsia"/>
-          <w:sz w:val="24"/>
-          <w:szCs w:val="24"/>
-          <w:lang w:val="en-US" w:eastAsia="zh-CN"/>
-        </w:rPr>
-        <w:t>web</w:t>
-      </w:r>
-      <w:r>
-        <w:rPr>
-          <w:rFonts w:hint="default"/>
-          <w:sz w:val="24"/>
-          <w:szCs w:val="24"/>
-        </w:rPr>
-        <w:t>前端测试</w:t>
-      </w:r>
+          <w:rFonts w:hint="default" w:ascii="宋体" w:hAnsi="宋体" w:eastAsia="宋体" w:cs="宋体"/>
+          <w:b w:val="0"/>
+          <w:bCs w:val="0"/>
+          <w:kern w:val="2"/>
+          <w:sz w:val="24"/>
+          <w:szCs w:val="24"/>
+          <w:lang w:val="en-US" w:eastAsia="zh-CN" w:bidi="ar-SA"/>
+        </w:rPr>
+        <w:t>测试工具：JUnit 5、Postman、Jest</w:t>
+      </w:r>
+    </w:p>
+    <w:p>
+      <w:pPr>
+        <w:ind w:firstLine="480" w:firstLineChars="200"/>
+        <w:rPr>
+          <w:sz w:val="24"/>
+          <w:szCs w:val="24"/>
+        </w:rPr>
+      </w:pPr>
     </w:p>
     <w:p>
       <w:pPr>
@@ -5654,6 +5657,7 @@
       <w:pPr>
         <w:ind w:firstLine="480" w:firstLineChars="200"/>
         <w:rPr>
+          <w:rFonts w:hint="default"/>
           <w:sz w:val="24"/>
           <w:szCs w:val="24"/>
         </w:rPr>
@@ -5691,15 +5695,17 @@
           <w:sz w:val="24"/>
           <w:szCs w:val="24"/>
         </w:rPr>
-        <w:t>数据库服务器：MySQL 8.0（建议与应用服务器分离部署，主从架构以保证高可用）</w:t>
-      </w:r>
-    </w:p>
-    <w:p>
-      <w:pPr>
-        <w:ind w:firstLine="480" w:firstLineChars="200"/>
-        <w:rPr>
-          <w:sz w:val="24"/>
-          <w:szCs w:val="24"/>
+        <w:t>数据库服务器：MySQL 8.0</w:t>
+      </w:r>
+    </w:p>
+    <w:p>
+      <w:pPr>
+        <w:ind w:firstLine="480" w:firstLineChars="200"/>
+        <w:rPr>
+          <w:rFonts w:hint="eastAsia"/>
+          <w:sz w:val="24"/>
+          <w:szCs w:val="24"/>
+          <w:lang w:val="en-US" w:eastAsia="zh-CN"/>
         </w:rPr>
       </w:pPr>
       <w:r>
@@ -5731,20 +5737,17 @@
       </w:r>
       <w:r>
         <w:rPr>
-          <w:rFonts w:hint="default"/>
-          <w:sz w:val="24"/>
-          <w:szCs w:val="24"/>
-        </w:rPr>
-        <w:t>缓存服务器：Redis 6.x（用于缓存会话、热点数据）</w:t>
-      </w:r>
-    </w:p>
-    <w:p>
-      <w:pPr>
-        <w:ind w:firstLine="480" w:firstLineChars="200"/>
-        <w:rPr>
-          <w:sz w:val="24"/>
-          <w:szCs w:val="24"/>
-        </w:rPr>
+          <w:rFonts w:hint="eastAsia"/>
+          <w:sz w:val="24"/>
+          <w:szCs w:val="24"/>
+          <w:lang w:val="en-US" w:eastAsia="zh-CN"/>
+        </w:rPr>
+        <w:t>本地</w:t>
+      </w:r>
+    </w:p>
+    <w:p>
+      <w:pPr>
+        <w:ind w:firstLine="480" w:firstLineChars="200"/>
       </w:pPr>
       <w:r>
         <w:rPr>
@@ -5779,48 +5782,27 @@
           <w:sz w:val="24"/>
           <w:szCs w:val="24"/>
         </w:rPr>
-        <w:t>文件存储：服务器本地磁盘或对象存储服务（如MinIO，阿里云OSS）</w:t>
-      </w:r>
-    </w:p>
-    <w:p>
-      <w:pPr>
-        <w:ind w:firstLine="480" w:firstLineChars="200"/>
-      </w:pPr>
-      <w:r>
-        <w:rPr>
-          <w:rFonts w:hint="eastAsia"/>
-          <w:sz w:val="24"/>
-          <w:szCs w:val="24"/>
-          <w:lang w:eastAsia="zh-CN"/>
-        </w:rPr>
-        <w:t>（</w:t>
-      </w:r>
-      <w:r>
-        <w:rPr>
-          <w:rFonts w:hint="eastAsia"/>
-          <w:sz w:val="24"/>
-          <w:szCs w:val="24"/>
-          <w:lang w:val="en-US" w:eastAsia="zh-CN"/>
-        </w:rPr>
-        <w:t>7</w:t>
-      </w:r>
-      <w:r>
-        <w:rPr>
-          <w:rFonts w:hint="eastAsia"/>
-          <w:sz w:val="24"/>
-          <w:szCs w:val="24"/>
-          <w:lang w:eastAsia="zh-CN"/>
-        </w:rPr>
-        <w:t>）</w:t>
-      </w:r>
-      <w:r>
-        <w:rPr>
-          <w:rFonts w:hint="default"/>
-          <w:sz w:val="24"/>
-          <w:szCs w:val="24"/>
-        </w:rPr>
-        <w:t>反向代理/负载均衡：Nginx（提供静态资源服务、负载均衡及SSL终端）</w:t>
-      </w:r>
+        <w:t>反向代理/负载均衡：</w:t>
+      </w:r>
+      <w:r>
+        <w:rPr>
+          <w:rFonts w:hint="eastAsia"/>
+          <w:sz w:val="24"/>
+          <w:szCs w:val="24"/>
+          <w:lang w:val="en-US" w:eastAsia="zh-CN"/>
+        </w:rPr>
+        <w:t>代理</w:t>
+      </w:r>
+      <w:r>
+        <w:rPr>
+          <w:rFonts w:hint="default"/>
+          <w:sz w:val="24"/>
+          <w:szCs w:val="24"/>
+        </w:rPr>
+        <w:t>Nginx</w:t>
+      </w:r>
+      <w:bookmarkStart w:id="34" w:name="_GoBack"/>
+      <w:bookmarkEnd w:id="34"/>
     </w:p>
     <w:p>
       <w:pPr>
@@ -6815,8 +6797,6 @@
         </w:rPr>
         <w:t>21</w:t>
       </w:r>
-      <w:bookmarkStart w:id="34" w:name="_GoBack"/>
-      <w:bookmarkEnd w:id="34"/>
       <w:r>
         <w:rPr>
           <w:rStyle w:val="17"/>
@@ -9626,7 +9606,7 @@
                 <w:rFonts w:hint="default" w:ascii="宋体" w:hAnsi="宋体"/>
                 <w:sz w:val="24"/>
               </w:rPr>
-              <w:t>智能匹配与面试管理模块</w:t>
+              <w:t>面试管理模块</w:t>
             </w:r>
           </w:p>
         </w:tc>
@@ -10979,7 +10959,7 @@
                 <w:rFonts w:hint="default" w:ascii="宋体" w:hAnsi="宋体"/>
                 <w:sz w:val="24"/>
               </w:rPr>
-              <w:t>智能匹配与面试管理模块</w:t>
+              <w:t>面试管理模块</w:t>
             </w:r>
           </w:p>
         </w:tc>
@@ -11971,14 +11951,6 @@
         <w:gridCol w:w="1291"/>
       </w:tblGrid>
       <w:tr>
-        <w:tblPrEx>
-          <w:tblCellMar>
-            <w:top w:w="15" w:type="dxa"/>
-            <w:left w:w="15" w:type="dxa"/>
-            <w:bottom w:w="15" w:type="dxa"/>
-            <w:right w:w="15" w:type="dxa"/>
-          </w:tblCellMar>
-        </w:tblPrEx>
         <w:trPr>
           <w:trHeight w:val="567" w:hRule="atLeast"/>
         </w:trPr>
@@ -15251,10 +15223,10 @@
         </w:tblCellMar>
       </w:tblPr>
       <w:tblGrid>
-        <w:gridCol w:w="731"/>
-        <w:gridCol w:w="2407"/>
-        <w:gridCol w:w="2360"/>
-        <w:gridCol w:w="2968"/>
+        <w:gridCol w:w="710"/>
+        <w:gridCol w:w="2636"/>
+        <w:gridCol w:w="2284"/>
+        <w:gridCol w:w="2836"/>
       </w:tblGrid>
       <w:tr>
         <w:tblPrEx>
@@ -15452,7 +15424,6 @@
             <w:insideH w:val="none" w:color="auto" w:sz="0" w:space="0"/>
             <w:insideV w:val="none" w:color="auto" w:sz="0" w:space="0"/>
           </w:tblBorders>
-          <w:shd w:val="clear" w:color="auto" w:fill="auto"/>
           <w:tblCellMar>
             <w:top w:w="15" w:type="dxa"/>
             <w:left w:w="15" w:type="dxa"/>
@@ -15538,7 +15509,7 @@
                 <w:szCs w:val="24"/>
                 <w:lang w:val="en-US" w:eastAsia="zh-CN" w:bidi="ar"/>
               </w:rPr>
-              <w:t>智能匹配与面试管理模块</w:t>
+              <w:t>面试管理模块</w:t>
             </w:r>
             <w:r>
               <w:rPr>
@@ -15558,7 +15529,17 @@
                 <w:szCs w:val="24"/>
                 <w:lang w:val="en-US" w:eastAsia="zh-CN" w:bidi="ar"/>
               </w:rPr>
-              <w:t>• 简历智能解析算法实现</w:t>
+              <w:t>• 面试流程自动化</w:t>
+            </w:r>
+            <w:r>
+              <w:rPr>
+                <w:rFonts w:hint="eastAsia" w:ascii="Segoe UI" w:hAnsi="Segoe UI" w:eastAsia="Segoe UI" w:cs="Segoe UI"/>
+                <w:kern w:val="0"/>
+                <w:sz w:val="24"/>
+                <w:szCs w:val="24"/>
+                <w:lang w:val="en-US" w:eastAsia="zh-CN" w:bidi="ar"/>
+              </w:rPr>
+              <w:t>，一体化</w:t>
             </w:r>
             <w:r>
               <w:rPr>
@@ -15568,57 +15549,7 @@
                 <w:szCs w:val="24"/>
                 <w:lang w:val="en-US" w:eastAsia="zh-CN" w:bidi="ar"/>
               </w:rPr>
-              <w:br w:type="textWrapping"/>
-            </w:r>
-            <w:r>
-              <w:rPr>
-                <w:rFonts w:hint="default" w:ascii="Segoe UI" w:hAnsi="Segoe UI" w:eastAsia="Segoe UI" w:cs="Segoe UI"/>
-                <w:kern w:val="0"/>
-                <w:sz w:val="24"/>
-                <w:szCs w:val="24"/>
-                <w:lang w:val="en-US" w:eastAsia="zh-CN" w:bidi="ar"/>
-              </w:rPr>
-              <w:t>• 职位-简历匹配引擎开发</w:t>
-            </w:r>
-            <w:r>
-              <w:rPr>
-                <w:rFonts w:hint="default" w:ascii="Segoe UI" w:hAnsi="Segoe UI" w:eastAsia="Segoe UI" w:cs="Segoe UI"/>
-                <w:kern w:val="0"/>
-                <w:sz w:val="24"/>
-                <w:szCs w:val="24"/>
-                <w:lang w:val="en-US" w:eastAsia="zh-CN" w:bidi="ar"/>
-              </w:rPr>
-              <w:br w:type="textWrapping"/>
-            </w:r>
-            <w:r>
-              <w:rPr>
-                <w:rFonts w:hint="default" w:ascii="Segoe UI" w:hAnsi="Segoe UI" w:eastAsia="Segoe UI" w:cs="Segoe UI"/>
-                <w:kern w:val="0"/>
-                <w:sz w:val="24"/>
-                <w:szCs w:val="24"/>
-                <w:lang w:val="en-US" w:eastAsia="zh-CN" w:bidi="ar"/>
-              </w:rPr>
-              <w:t>• 面试流程自动化设计</w:t>
-            </w:r>
-            <w:r>
-              <w:rPr>
-                <w:rFonts w:hint="default" w:ascii="Segoe UI" w:hAnsi="Segoe UI" w:eastAsia="Segoe UI" w:cs="Segoe UI"/>
-                <w:kern w:val="0"/>
-                <w:sz w:val="24"/>
-                <w:szCs w:val="24"/>
-                <w:lang w:val="en-US" w:eastAsia="zh-CN" w:bidi="ar"/>
-              </w:rPr>
-              <w:br w:type="textWrapping"/>
-            </w:r>
-            <w:r>
-              <w:rPr>
-                <w:rFonts w:hint="default" w:ascii="Segoe UI" w:hAnsi="Segoe UI" w:eastAsia="Segoe UI" w:cs="Segoe UI"/>
-                <w:kern w:val="0"/>
-                <w:sz w:val="24"/>
-                <w:szCs w:val="24"/>
-                <w:lang w:val="en-US" w:eastAsia="zh-CN" w:bidi="ar"/>
-              </w:rPr>
-              <w:t>• 招聘漏斗数据可视化</w:t>
+              <w:t>设计</w:t>
             </w:r>
           </w:p>
         </w:tc>
@@ -15818,6 +15749,375 @@
                 <w:lang w:val="en-US" w:eastAsia="zh-CN" w:bidi="ar"/>
               </w:rPr>
               <w:t>• 负责代码仓库管理和CI/CD流程</w:t>
+            </w:r>
+          </w:p>
+        </w:tc>
+      </w:tr>
+      <w:tr>
+        <w:tblPrEx>
+          <w:tblBorders>
+            <w:top w:val="none" w:color="auto" w:sz="0" w:space="0"/>
+            <w:left w:val="none" w:color="auto" w:sz="0" w:space="0"/>
+            <w:bottom w:val="none" w:color="auto" w:sz="0" w:space="0"/>
+            <w:right w:val="none" w:color="auto" w:sz="0" w:space="0"/>
+            <w:insideH w:val="none" w:color="auto" w:sz="0" w:space="0"/>
+            <w:insideV w:val="none" w:color="auto" w:sz="0" w:space="0"/>
+          </w:tblBorders>
+          <w:tblCellMar>
+            <w:top w:w="15" w:type="dxa"/>
+            <w:left w:w="15" w:type="dxa"/>
+            <w:bottom w:w="15" w:type="dxa"/>
+            <w:right w:w="15" w:type="dxa"/>
+          </w:tblCellMar>
+        </w:tblPrEx>
+        <w:tc>
+          <w:tcPr>
+            <w:tcW w:w="0" w:type="auto"/>
+            <w:shd w:val="clear" w:color="auto" w:fill="auto"/>
+            <w:tcMar>
+              <w:top w:w="100" w:type="dxa"/>
+              <w:left w:w="0" w:type="dxa"/>
+              <w:bottom w:w="100" w:type="dxa"/>
+              <w:right w:w="160" w:type="dxa"/>
+            </w:tcMar>
+            <w:vAlign w:val="center"/>
+          </w:tcPr>
+          <w:p>
+            <w:pPr>
+              <w:keepNext w:val="0"/>
+              <w:keepLines w:val="0"/>
+              <w:widowControl/>
+              <w:suppressLineNumbers w:val="0"/>
+              <w:spacing w:line="250" w:lineRule="atLeast"/>
+              <w:jc w:val="left"/>
+              <w:rPr>
+                <w:rFonts w:hint="default" w:ascii="Segoe UI" w:hAnsi="Segoe UI" w:eastAsia="Segoe UI" w:cs="Segoe UI"/>
+                <w:sz w:val="24"/>
+                <w:szCs w:val="24"/>
+              </w:rPr>
+            </w:pPr>
+            <w:r>
+              <w:rPr>
+                <w:rStyle w:val="17"/>
+                <w:rFonts w:hint="default" w:ascii="Segoe UI" w:hAnsi="Segoe UI" w:eastAsia="Segoe UI" w:cs="Segoe UI"/>
+                <w:b/>
+                <w:bCs/>
+                <w:kern w:val="0"/>
+                <w:sz w:val="24"/>
+                <w:szCs w:val="24"/>
+                <w:lang w:val="en-US" w:eastAsia="zh-CN" w:bidi="ar"/>
+              </w:rPr>
+              <w:t>王俊杰</w:t>
+            </w:r>
+          </w:p>
+        </w:tc>
+        <w:tc>
+          <w:tcPr>
+            <w:tcW w:w="0" w:type="auto"/>
+            <w:shd w:val="clear" w:color="auto" w:fill="auto"/>
+            <w:tcMar>
+              <w:top w:w="100" w:type="dxa"/>
+              <w:left w:w="160" w:type="dxa"/>
+              <w:bottom w:w="100" w:type="dxa"/>
+              <w:right w:w="160" w:type="dxa"/>
+            </w:tcMar>
+            <w:vAlign w:val="center"/>
+          </w:tcPr>
+          <w:p>
+            <w:pPr>
+              <w:keepNext w:val="0"/>
+              <w:keepLines w:val="0"/>
+              <w:widowControl/>
+              <w:suppressLineNumbers w:val="0"/>
+              <w:spacing w:line="250" w:lineRule="atLeast"/>
+              <w:jc w:val="left"/>
+              <w:rPr>
+                <w:rFonts w:hint="default" w:ascii="Segoe UI" w:hAnsi="Segoe UI" w:eastAsia="Segoe UI" w:cs="Segoe UI"/>
+                <w:sz w:val="24"/>
+                <w:szCs w:val="24"/>
+              </w:rPr>
+            </w:pPr>
+            <w:r>
+              <w:rPr>
+                <w:rStyle w:val="17"/>
+                <w:rFonts w:hint="default" w:ascii="Segoe UI" w:hAnsi="Segoe UI" w:eastAsia="Segoe UI" w:cs="Segoe UI"/>
+                <w:b/>
+                <w:bCs/>
+                <w:kern w:val="0"/>
+                <w:sz w:val="24"/>
+                <w:szCs w:val="24"/>
+                <w:lang w:val="en-US" w:eastAsia="zh-CN" w:bidi="ar"/>
+              </w:rPr>
+              <w:t>企业招聘管理模块</w:t>
+            </w:r>
+            <w:r>
+              <w:rPr>
+                <w:rFonts w:hint="default" w:ascii="Segoe UI" w:hAnsi="Segoe UI" w:eastAsia="Segoe UI" w:cs="Segoe UI"/>
+                <w:kern w:val="0"/>
+                <w:sz w:val="24"/>
+                <w:szCs w:val="24"/>
+                <w:lang w:val="en-US" w:eastAsia="zh-CN" w:bidi="ar"/>
+              </w:rPr>
+              <w:br w:type="textWrapping"/>
+            </w:r>
+            <w:r>
+              <w:rPr>
+                <w:rFonts w:hint="default" w:ascii="Segoe UI" w:hAnsi="Segoe UI" w:eastAsia="Segoe UI" w:cs="Segoe UI"/>
+                <w:kern w:val="0"/>
+                <w:sz w:val="24"/>
+                <w:szCs w:val="24"/>
+                <w:lang w:val="en-US" w:eastAsia="zh-CN" w:bidi="ar"/>
+              </w:rPr>
+              <w:t>• 职位发布与管理功能</w:t>
+            </w:r>
+            <w:r>
+              <w:rPr>
+                <w:rFonts w:hint="default" w:ascii="Segoe UI" w:hAnsi="Segoe UI" w:eastAsia="Segoe UI" w:cs="Segoe UI"/>
+                <w:kern w:val="0"/>
+                <w:sz w:val="24"/>
+                <w:szCs w:val="24"/>
+                <w:lang w:val="en-US" w:eastAsia="zh-CN" w:bidi="ar"/>
+              </w:rPr>
+              <w:br w:type="textWrapping"/>
+            </w:r>
+            <w:r>
+              <w:rPr>
+                <w:rFonts w:hint="default" w:ascii="Segoe UI" w:hAnsi="Segoe UI" w:eastAsia="Segoe UI" w:cs="Segoe UI"/>
+                <w:kern w:val="0"/>
+                <w:sz w:val="24"/>
+                <w:szCs w:val="24"/>
+                <w:lang w:val="en-US" w:eastAsia="zh-CN" w:bidi="ar"/>
+              </w:rPr>
+              <w:t>• 候选人库管理</w:t>
+            </w:r>
+            <w:r>
+              <w:rPr>
+                <w:rFonts w:hint="default" w:ascii="Segoe UI" w:hAnsi="Segoe UI" w:eastAsia="Segoe UI" w:cs="Segoe UI"/>
+                <w:kern w:val="0"/>
+                <w:sz w:val="24"/>
+                <w:szCs w:val="24"/>
+                <w:lang w:val="en-US" w:eastAsia="zh-CN" w:bidi="ar"/>
+              </w:rPr>
+              <w:br w:type="textWrapping"/>
+            </w:r>
+            <w:r>
+              <w:rPr>
+                <w:rFonts w:hint="default" w:ascii="Segoe UI" w:hAnsi="Segoe UI" w:eastAsia="Segoe UI" w:cs="Segoe UI"/>
+                <w:kern w:val="0"/>
+                <w:sz w:val="24"/>
+                <w:szCs w:val="24"/>
+                <w:lang w:val="en-US" w:eastAsia="zh-CN" w:bidi="ar"/>
+              </w:rPr>
+              <w:t>• 面试安排与反馈系统</w:t>
+            </w:r>
+            <w:r>
+              <w:rPr>
+                <w:rFonts w:hint="default" w:ascii="Segoe UI" w:hAnsi="Segoe UI" w:eastAsia="Segoe UI" w:cs="Segoe UI"/>
+                <w:kern w:val="0"/>
+                <w:sz w:val="24"/>
+                <w:szCs w:val="24"/>
+                <w:lang w:val="en-US" w:eastAsia="zh-CN" w:bidi="ar"/>
+              </w:rPr>
+              <w:br w:type="textWrapping"/>
+            </w:r>
+          </w:p>
+        </w:tc>
+        <w:tc>
+          <w:tcPr>
+            <w:tcW w:w="0" w:type="auto"/>
+            <w:shd w:val="clear" w:color="auto" w:fill="auto"/>
+            <w:tcMar>
+              <w:top w:w="100" w:type="dxa"/>
+              <w:left w:w="160" w:type="dxa"/>
+              <w:bottom w:w="100" w:type="dxa"/>
+              <w:right w:w="160" w:type="dxa"/>
+            </w:tcMar>
+            <w:vAlign w:val="center"/>
+          </w:tcPr>
+          <w:p>
+            <w:pPr>
+              <w:keepNext w:val="0"/>
+              <w:keepLines w:val="0"/>
+              <w:widowControl/>
+              <w:suppressLineNumbers w:val="0"/>
+              <w:spacing w:line="250" w:lineRule="atLeast"/>
+              <w:jc w:val="left"/>
+              <w:rPr>
+                <w:rFonts w:hint="default" w:ascii="Segoe UI" w:hAnsi="Segoe UI" w:eastAsia="Segoe UI" w:cs="Segoe UI"/>
+                <w:sz w:val="24"/>
+                <w:szCs w:val="24"/>
+              </w:rPr>
+            </w:pPr>
+            <w:r>
+              <w:rPr>
+                <w:rStyle w:val="17"/>
+                <w:rFonts w:hint="default" w:ascii="Segoe UI" w:hAnsi="Segoe UI" w:eastAsia="Segoe UI" w:cs="Segoe UI"/>
+                <w:b/>
+                <w:bCs/>
+                <w:kern w:val="0"/>
+                <w:sz w:val="24"/>
+                <w:szCs w:val="24"/>
+                <w:lang w:val="en-US" w:eastAsia="zh-CN" w:bidi="ar"/>
+              </w:rPr>
+              <w:t>业务逻辑层设计</w:t>
+            </w:r>
+            <w:r>
+              <w:rPr>
+                <w:rFonts w:hint="default" w:ascii="Segoe UI" w:hAnsi="Segoe UI" w:eastAsia="Segoe UI" w:cs="Segoe UI"/>
+                <w:kern w:val="0"/>
+                <w:sz w:val="24"/>
+                <w:szCs w:val="24"/>
+                <w:lang w:val="en-US" w:eastAsia="zh-CN" w:bidi="ar"/>
+              </w:rPr>
+              <w:br w:type="textWrapping"/>
+            </w:r>
+            <w:r>
+              <w:rPr>
+                <w:rFonts w:hint="default" w:ascii="Segoe UI" w:hAnsi="Segoe UI" w:eastAsia="Segoe UI" w:cs="Segoe UI"/>
+                <w:kern w:val="0"/>
+                <w:sz w:val="24"/>
+                <w:szCs w:val="24"/>
+                <w:lang w:val="en-US" w:eastAsia="zh-CN" w:bidi="ar"/>
+              </w:rPr>
+              <w:t>• 核心业务服务抽象</w:t>
+            </w:r>
+            <w:r>
+              <w:rPr>
+                <w:rFonts w:hint="default" w:ascii="Segoe UI" w:hAnsi="Segoe UI" w:eastAsia="Segoe UI" w:cs="Segoe UI"/>
+                <w:kern w:val="0"/>
+                <w:sz w:val="24"/>
+                <w:szCs w:val="24"/>
+                <w:lang w:val="en-US" w:eastAsia="zh-CN" w:bidi="ar"/>
+              </w:rPr>
+              <w:br w:type="textWrapping"/>
+            </w:r>
+            <w:r>
+              <w:rPr>
+                <w:rFonts w:hint="default" w:ascii="Segoe UI" w:hAnsi="Segoe UI" w:eastAsia="Segoe UI" w:cs="Segoe UI"/>
+                <w:kern w:val="0"/>
+                <w:sz w:val="24"/>
+                <w:szCs w:val="24"/>
+                <w:lang w:val="en-US" w:eastAsia="zh-CN" w:bidi="ar"/>
+              </w:rPr>
+              <w:t>• 业务流程状态管理</w:t>
+            </w:r>
+            <w:r>
+              <w:rPr>
+                <w:rFonts w:hint="default" w:ascii="Segoe UI" w:hAnsi="Segoe UI" w:eastAsia="Segoe UI" w:cs="Segoe UI"/>
+                <w:kern w:val="0"/>
+                <w:sz w:val="24"/>
+                <w:szCs w:val="24"/>
+                <w:lang w:val="en-US" w:eastAsia="zh-CN" w:bidi="ar"/>
+              </w:rPr>
+              <w:br w:type="textWrapping"/>
+            </w:r>
+            <w:r>
+              <w:rPr>
+                <w:rFonts w:hint="default" w:ascii="Segoe UI" w:hAnsi="Segoe UI" w:eastAsia="Segoe UI" w:cs="Segoe UI"/>
+                <w:kern w:val="0"/>
+                <w:sz w:val="24"/>
+                <w:szCs w:val="24"/>
+                <w:lang w:val="en-US" w:eastAsia="zh-CN" w:bidi="ar"/>
+              </w:rPr>
+              <w:t>• 业务规则引擎设计</w:t>
+            </w:r>
+            <w:r>
+              <w:rPr>
+                <w:rFonts w:hint="default" w:ascii="Segoe UI" w:hAnsi="Segoe UI" w:eastAsia="Segoe UI" w:cs="Segoe UI"/>
+                <w:kern w:val="0"/>
+                <w:sz w:val="24"/>
+                <w:szCs w:val="24"/>
+                <w:lang w:val="en-US" w:eastAsia="zh-CN" w:bidi="ar"/>
+              </w:rPr>
+              <w:br w:type="textWrapping"/>
+            </w:r>
+            <w:r>
+              <w:rPr>
+                <w:rFonts w:hint="default" w:ascii="Segoe UI" w:hAnsi="Segoe UI" w:eastAsia="Segoe UI" w:cs="Segoe UI"/>
+                <w:kern w:val="0"/>
+                <w:sz w:val="24"/>
+                <w:szCs w:val="24"/>
+                <w:lang w:val="en-US" w:eastAsia="zh-CN" w:bidi="ar"/>
+              </w:rPr>
+              <w:t>• 事务管理与一致性保障</w:t>
+            </w:r>
+          </w:p>
+        </w:tc>
+        <w:tc>
+          <w:tcPr>
+            <w:tcW w:w="0" w:type="auto"/>
+            <w:shd w:val="clear" w:color="auto" w:fill="auto"/>
+            <w:tcMar>
+              <w:top w:w="100" w:type="dxa"/>
+              <w:left w:w="160" w:type="dxa"/>
+              <w:bottom w:w="100" w:type="dxa"/>
+              <w:right w:w="0" w:type="dxa"/>
+            </w:tcMar>
+            <w:vAlign w:val="center"/>
+          </w:tcPr>
+          <w:p>
+            <w:pPr>
+              <w:keepNext w:val="0"/>
+              <w:keepLines w:val="0"/>
+              <w:widowControl/>
+              <w:suppressLineNumbers w:val="0"/>
+              <w:spacing w:line="250" w:lineRule="atLeast"/>
+              <w:jc w:val="left"/>
+              <w:rPr>
+                <w:rFonts w:hint="default" w:ascii="Segoe UI" w:hAnsi="Segoe UI" w:eastAsia="Segoe UI" w:cs="Segoe UI"/>
+                <w:sz w:val="24"/>
+                <w:szCs w:val="24"/>
+              </w:rPr>
+            </w:pPr>
+            <w:r>
+              <w:rPr>
+                <w:rFonts w:hint="default" w:ascii="Segoe UI" w:hAnsi="Segoe UI" w:eastAsia="Segoe UI" w:cs="Segoe UI"/>
+                <w:kern w:val="0"/>
+                <w:sz w:val="24"/>
+                <w:szCs w:val="24"/>
+                <w:lang w:val="en-US" w:eastAsia="zh-CN" w:bidi="ar"/>
+              </w:rPr>
+              <w:t>• 定义业务接口规范供其他模块调用</w:t>
+            </w:r>
+            <w:r>
+              <w:rPr>
+                <w:rFonts w:hint="default" w:ascii="Segoe UI" w:hAnsi="Segoe UI" w:eastAsia="Segoe UI" w:cs="Segoe UI"/>
+                <w:kern w:val="0"/>
+                <w:sz w:val="24"/>
+                <w:szCs w:val="24"/>
+                <w:lang w:val="en-US" w:eastAsia="zh-CN" w:bidi="ar"/>
+              </w:rPr>
+              <w:br w:type="textWrapping"/>
+            </w:r>
+            <w:r>
+              <w:rPr>
+                <w:rFonts w:hint="default" w:ascii="Segoe UI" w:hAnsi="Segoe UI" w:eastAsia="Segoe UI" w:cs="Segoe UI"/>
+                <w:kern w:val="0"/>
+                <w:sz w:val="24"/>
+                <w:szCs w:val="24"/>
+                <w:lang w:val="en-US" w:eastAsia="zh-CN" w:bidi="ar"/>
+              </w:rPr>
+              <w:t>• 协调业务流程跨模块衔接</w:t>
+            </w:r>
+            <w:r>
+              <w:rPr>
+                <w:rFonts w:hint="default" w:ascii="Segoe UI" w:hAnsi="Segoe UI" w:eastAsia="Segoe UI" w:cs="Segoe UI"/>
+                <w:kern w:val="0"/>
+                <w:sz w:val="24"/>
+                <w:szCs w:val="24"/>
+                <w:lang w:val="en-US" w:eastAsia="zh-CN" w:bidi="ar"/>
+              </w:rPr>
+              <w:br w:type="textWrapping"/>
+            </w:r>
+            <w:r>
+              <w:rPr>
+                <w:rFonts w:hint="default" w:ascii="Segoe UI" w:hAnsi="Segoe UI" w:eastAsia="Segoe UI" w:cs="Segoe UI"/>
+                <w:kern w:val="0"/>
+                <w:sz w:val="24"/>
+                <w:szCs w:val="24"/>
+                <w:lang w:val="en-US" w:eastAsia="zh-CN" w:bidi="ar"/>
+              </w:rPr>
+              <w:t>• 业务逻辑复杂度评估</w:t>
             </w:r>
           </w:p>
         </w:tc>
@@ -15877,7 +16177,7 @@
                 <w:szCs w:val="24"/>
                 <w:lang w:val="en-US" w:eastAsia="zh-CN" w:bidi="ar"/>
               </w:rPr>
-              <w:t>王俊杰</w:t>
+              <w:t>吴建明</w:t>
             </w:r>
           </w:p>
         </w:tc>
@@ -15918,7 +16218,7 @@
                 <w:szCs w:val="24"/>
                 <w:lang w:val="en-US" w:eastAsia="zh-CN" w:bidi="ar"/>
               </w:rPr>
-              <w:t>企业招聘管理模块</w:t>
+              <w:t>求职者服务模块</w:t>
             </w:r>
             <w:r>
               <w:rPr>
@@ -15938,7 +16238,7 @@
                 <w:szCs w:val="24"/>
                 <w:lang w:val="en-US" w:eastAsia="zh-CN" w:bidi="ar"/>
               </w:rPr>
-              <w:t>• 职位发布与管理功能</w:t>
+              <w:t>• 简历创建与多版本管理</w:t>
             </w:r>
             <w:r>
               <w:rPr>
@@ -15958,7 +16258,7 @@
                 <w:szCs w:val="24"/>
                 <w:lang w:val="en-US" w:eastAsia="zh-CN" w:bidi="ar"/>
               </w:rPr>
-              <w:t>• 候选人库管理</w:t>
+              <w:t>• 职位搜索与推荐算法</w:t>
             </w:r>
             <w:r>
               <w:rPr>
@@ -15978,7 +16278,7 @@
                 <w:szCs w:val="24"/>
                 <w:lang w:val="en-US" w:eastAsia="zh-CN" w:bidi="ar"/>
               </w:rPr>
-              <w:t>• 面试安排与反馈系统</w:t>
+              <w:t>• 求职进度跟踪系统</w:t>
             </w:r>
             <w:r>
               <w:rPr>
@@ -15998,7 +16298,7 @@
                 <w:szCs w:val="24"/>
                 <w:lang w:val="en-US" w:eastAsia="zh-CN" w:bidi="ar"/>
               </w:rPr>
-              <w:t>• 招聘数据统计分析</w:t>
+              <w:t>• 个人消息中心</w:t>
             </w:r>
           </w:p>
         </w:tc>
@@ -16039,7 +16339,7 @@
                 <w:szCs w:val="24"/>
                 <w:lang w:val="en-US" w:eastAsia="zh-CN" w:bidi="ar"/>
               </w:rPr>
-              <w:t>业务逻辑层设计</w:t>
+              <w:t>数据持久层设计</w:t>
             </w:r>
             <w:r>
               <w:rPr>
@@ -16059,7 +16359,7 @@
                 <w:szCs w:val="24"/>
                 <w:lang w:val="en-US" w:eastAsia="zh-CN" w:bidi="ar"/>
               </w:rPr>
-              <w:t>• 核心业务服务抽象</w:t>
+              <w:t>• 数据库表结构设计</w:t>
             </w:r>
             <w:r>
               <w:rPr>
@@ -16079,7 +16379,7 @@
                 <w:szCs w:val="24"/>
                 <w:lang w:val="en-US" w:eastAsia="zh-CN" w:bidi="ar"/>
               </w:rPr>
-              <w:t>• 业务流程状态管理</w:t>
+              <w:t>• 数据访问层抽象</w:t>
             </w:r>
             <w:r>
               <w:rPr>
@@ -16099,7 +16399,7 @@
                 <w:szCs w:val="24"/>
                 <w:lang w:val="en-US" w:eastAsia="zh-CN" w:bidi="ar"/>
               </w:rPr>
-              <w:t>• 业务规则引擎设计</w:t>
+              <w:t>• 查询性能优化</w:t>
             </w:r>
             <w:r>
               <w:rPr>
@@ -16119,7 +16419,7 @@
                 <w:szCs w:val="24"/>
                 <w:lang w:val="en-US" w:eastAsia="zh-CN" w:bidi="ar"/>
               </w:rPr>
-              <w:t>• 事务管理与一致性保障</w:t>
+              <w:t>• 数据缓存策略设计</w:t>
             </w:r>
           </w:p>
         </w:tc>
@@ -16157,7 +16457,7 @@
                 <w:szCs w:val="24"/>
                 <w:lang w:val="en-US" w:eastAsia="zh-CN" w:bidi="ar"/>
               </w:rPr>
-              <w:t>• 定义业务接口规范供其他模块调用</w:t>
+              <w:t>• 为各模块设计数据存储方案</w:t>
             </w:r>
             <w:r>
               <w:rPr>
@@ -16177,7 +16477,7 @@
                 <w:szCs w:val="24"/>
                 <w:lang w:val="en-US" w:eastAsia="zh-CN" w:bidi="ar"/>
               </w:rPr>
-              <w:t>• 协调业务流程跨模块衔接</w:t>
+              <w:t>• 制定数据操作规范</w:t>
             </w:r>
             <w:r>
               <w:rPr>
@@ -16197,7 +16497,7 @@
                 <w:szCs w:val="24"/>
                 <w:lang w:val="en-US" w:eastAsia="zh-CN" w:bidi="ar"/>
               </w:rPr>
-              <w:t>• 业务逻辑复杂度评估</w:t>
+              <w:t>• 负责数据库迁移和备份方案</w:t>
             </w:r>
           </w:p>
         </w:tc>
@@ -16212,7 +16512,6 @@
             <w:insideH w:val="none" w:color="auto" w:sz="0" w:space="0"/>
             <w:insideV w:val="none" w:color="auto" w:sz="0" w:space="0"/>
           </w:tblBorders>
-          <w:shd w:val="clear" w:color="auto" w:fill="auto"/>
           <w:tblCellMar>
             <w:top w:w="15" w:type="dxa"/>
             <w:left w:w="15" w:type="dxa"/>
@@ -16257,7 +16556,7 @@
                 <w:szCs w:val="24"/>
                 <w:lang w:val="en-US" w:eastAsia="zh-CN" w:bidi="ar"/>
               </w:rPr>
-              <w:t>吴建明</w:t>
+              <w:t>蔡卓君</w:t>
             </w:r>
           </w:p>
         </w:tc>
@@ -16298,7 +16597,7 @@
                 <w:szCs w:val="24"/>
                 <w:lang w:val="en-US" w:eastAsia="zh-CN" w:bidi="ar"/>
               </w:rPr>
-              <w:t>求职者服务模块</w:t>
+              <w:t>用户管理与权限控制模块</w:t>
             </w:r>
             <w:r>
               <w:rPr>
@@ -16318,407 +16617,7 @@
                 <w:szCs w:val="24"/>
                 <w:lang w:val="en-US" w:eastAsia="zh-CN" w:bidi="ar"/>
               </w:rPr>
-              <w:t>• 简历创建与多版本管理</w:t>
-            </w:r>
-            <w:r>
-              <w:rPr>
-                <w:rFonts w:hint="default" w:ascii="Segoe UI" w:hAnsi="Segoe UI" w:eastAsia="Segoe UI" w:cs="Segoe UI"/>
-                <w:kern w:val="0"/>
-                <w:sz w:val="24"/>
-                <w:szCs w:val="24"/>
-                <w:lang w:val="en-US" w:eastAsia="zh-CN" w:bidi="ar"/>
-              </w:rPr>
-              <w:br w:type="textWrapping"/>
-            </w:r>
-            <w:r>
-              <w:rPr>
-                <w:rFonts w:hint="default" w:ascii="Segoe UI" w:hAnsi="Segoe UI" w:eastAsia="Segoe UI" w:cs="Segoe UI"/>
-                <w:kern w:val="0"/>
-                <w:sz w:val="24"/>
-                <w:szCs w:val="24"/>
-                <w:lang w:val="en-US" w:eastAsia="zh-CN" w:bidi="ar"/>
-              </w:rPr>
-              <w:t>• 职位搜索与推荐算法</w:t>
-            </w:r>
-            <w:r>
-              <w:rPr>
-                <w:rFonts w:hint="default" w:ascii="Segoe UI" w:hAnsi="Segoe UI" w:eastAsia="Segoe UI" w:cs="Segoe UI"/>
-                <w:kern w:val="0"/>
-                <w:sz w:val="24"/>
-                <w:szCs w:val="24"/>
-                <w:lang w:val="en-US" w:eastAsia="zh-CN" w:bidi="ar"/>
-              </w:rPr>
-              <w:br w:type="textWrapping"/>
-            </w:r>
-            <w:r>
-              <w:rPr>
-                <w:rFonts w:hint="default" w:ascii="Segoe UI" w:hAnsi="Segoe UI" w:eastAsia="Segoe UI" w:cs="Segoe UI"/>
-                <w:kern w:val="0"/>
-                <w:sz w:val="24"/>
-                <w:szCs w:val="24"/>
-                <w:lang w:val="en-US" w:eastAsia="zh-CN" w:bidi="ar"/>
-              </w:rPr>
-              <w:t>• 求职进度跟踪系统</w:t>
-            </w:r>
-            <w:r>
-              <w:rPr>
-                <w:rFonts w:hint="default" w:ascii="Segoe UI" w:hAnsi="Segoe UI" w:eastAsia="Segoe UI" w:cs="Segoe UI"/>
-                <w:kern w:val="0"/>
-                <w:sz w:val="24"/>
-                <w:szCs w:val="24"/>
-                <w:lang w:val="en-US" w:eastAsia="zh-CN" w:bidi="ar"/>
-              </w:rPr>
-              <w:br w:type="textWrapping"/>
-            </w:r>
-            <w:r>
-              <w:rPr>
-                <w:rFonts w:hint="default" w:ascii="Segoe UI" w:hAnsi="Segoe UI" w:eastAsia="Segoe UI" w:cs="Segoe UI"/>
-                <w:kern w:val="0"/>
-                <w:sz w:val="24"/>
-                <w:szCs w:val="24"/>
-                <w:lang w:val="en-US" w:eastAsia="zh-CN" w:bidi="ar"/>
-              </w:rPr>
-              <w:t>• 个人消息中心</w:t>
-            </w:r>
-          </w:p>
-        </w:tc>
-        <w:tc>
-          <w:tcPr>
-            <w:tcW w:w="0" w:type="auto"/>
-            <w:shd w:val="clear" w:color="auto" w:fill="auto"/>
-            <w:tcMar>
-              <w:top w:w="100" w:type="dxa"/>
-              <w:left w:w="160" w:type="dxa"/>
-              <w:bottom w:w="100" w:type="dxa"/>
-              <w:right w:w="160" w:type="dxa"/>
-            </w:tcMar>
-            <w:vAlign w:val="center"/>
-          </w:tcPr>
-          <w:p>
-            <w:pPr>
-              <w:keepNext w:val="0"/>
-              <w:keepLines w:val="0"/>
-              <w:widowControl/>
-              <w:suppressLineNumbers w:val="0"/>
-              <w:spacing w:line="250" w:lineRule="atLeast"/>
-              <w:jc w:val="left"/>
-              <w:rPr>
-                <w:rFonts w:hint="default" w:ascii="Segoe UI" w:hAnsi="Segoe UI" w:eastAsia="Segoe UI" w:cs="Segoe UI"/>
-                <w:sz w:val="24"/>
-                <w:szCs w:val="24"/>
-              </w:rPr>
-            </w:pPr>
-            <w:r>
-              <w:rPr>
-                <w:rStyle w:val="17"/>
-                <w:rFonts w:hint="default" w:ascii="Segoe UI" w:hAnsi="Segoe UI" w:eastAsia="Segoe UI" w:cs="Segoe UI"/>
-                <w:b/>
-                <w:bCs/>
-                <w:kern w:val="0"/>
-                <w:sz w:val="24"/>
-                <w:szCs w:val="24"/>
-                <w:lang w:val="en-US" w:eastAsia="zh-CN" w:bidi="ar"/>
-              </w:rPr>
-              <w:t>数据持久层设计</w:t>
-            </w:r>
-            <w:r>
-              <w:rPr>
-                <w:rFonts w:hint="default" w:ascii="Segoe UI" w:hAnsi="Segoe UI" w:eastAsia="Segoe UI" w:cs="Segoe UI"/>
-                <w:kern w:val="0"/>
-                <w:sz w:val="24"/>
-                <w:szCs w:val="24"/>
-                <w:lang w:val="en-US" w:eastAsia="zh-CN" w:bidi="ar"/>
-              </w:rPr>
-              <w:br w:type="textWrapping"/>
-            </w:r>
-            <w:r>
-              <w:rPr>
-                <w:rFonts w:hint="default" w:ascii="Segoe UI" w:hAnsi="Segoe UI" w:eastAsia="Segoe UI" w:cs="Segoe UI"/>
-                <w:kern w:val="0"/>
-                <w:sz w:val="24"/>
-                <w:szCs w:val="24"/>
-                <w:lang w:val="en-US" w:eastAsia="zh-CN" w:bidi="ar"/>
-              </w:rPr>
-              <w:t>• 数据库表结构设计</w:t>
-            </w:r>
-            <w:r>
-              <w:rPr>
-                <w:rFonts w:hint="default" w:ascii="Segoe UI" w:hAnsi="Segoe UI" w:eastAsia="Segoe UI" w:cs="Segoe UI"/>
-                <w:kern w:val="0"/>
-                <w:sz w:val="24"/>
-                <w:szCs w:val="24"/>
-                <w:lang w:val="en-US" w:eastAsia="zh-CN" w:bidi="ar"/>
-              </w:rPr>
-              <w:br w:type="textWrapping"/>
-            </w:r>
-            <w:r>
-              <w:rPr>
-                <w:rFonts w:hint="default" w:ascii="Segoe UI" w:hAnsi="Segoe UI" w:eastAsia="Segoe UI" w:cs="Segoe UI"/>
-                <w:kern w:val="0"/>
-                <w:sz w:val="24"/>
-                <w:szCs w:val="24"/>
-                <w:lang w:val="en-US" w:eastAsia="zh-CN" w:bidi="ar"/>
-              </w:rPr>
-              <w:t>• 数据访问层抽象</w:t>
-            </w:r>
-            <w:r>
-              <w:rPr>
-                <w:rFonts w:hint="default" w:ascii="Segoe UI" w:hAnsi="Segoe UI" w:eastAsia="Segoe UI" w:cs="Segoe UI"/>
-                <w:kern w:val="0"/>
-                <w:sz w:val="24"/>
-                <w:szCs w:val="24"/>
-                <w:lang w:val="en-US" w:eastAsia="zh-CN" w:bidi="ar"/>
-              </w:rPr>
-              <w:br w:type="textWrapping"/>
-            </w:r>
-            <w:r>
-              <w:rPr>
-                <w:rFonts w:hint="default" w:ascii="Segoe UI" w:hAnsi="Segoe UI" w:eastAsia="Segoe UI" w:cs="Segoe UI"/>
-                <w:kern w:val="0"/>
-                <w:sz w:val="24"/>
-                <w:szCs w:val="24"/>
-                <w:lang w:val="en-US" w:eastAsia="zh-CN" w:bidi="ar"/>
-              </w:rPr>
-              <w:t>• 查询性能优化</w:t>
-            </w:r>
-            <w:r>
-              <w:rPr>
-                <w:rFonts w:hint="default" w:ascii="Segoe UI" w:hAnsi="Segoe UI" w:eastAsia="Segoe UI" w:cs="Segoe UI"/>
-                <w:kern w:val="0"/>
-                <w:sz w:val="24"/>
-                <w:szCs w:val="24"/>
-                <w:lang w:val="en-US" w:eastAsia="zh-CN" w:bidi="ar"/>
-              </w:rPr>
-              <w:br w:type="textWrapping"/>
-            </w:r>
-            <w:r>
-              <w:rPr>
-                <w:rFonts w:hint="default" w:ascii="Segoe UI" w:hAnsi="Segoe UI" w:eastAsia="Segoe UI" w:cs="Segoe UI"/>
-                <w:kern w:val="0"/>
-                <w:sz w:val="24"/>
-                <w:szCs w:val="24"/>
-                <w:lang w:val="en-US" w:eastAsia="zh-CN" w:bidi="ar"/>
-              </w:rPr>
-              <w:t>• 数据缓存策略设计</w:t>
-            </w:r>
-          </w:p>
-        </w:tc>
-        <w:tc>
-          <w:tcPr>
-            <w:tcW w:w="0" w:type="auto"/>
-            <w:shd w:val="clear" w:color="auto" w:fill="auto"/>
-            <w:tcMar>
-              <w:top w:w="100" w:type="dxa"/>
-              <w:left w:w="160" w:type="dxa"/>
-              <w:bottom w:w="100" w:type="dxa"/>
-              <w:right w:w="0" w:type="dxa"/>
-            </w:tcMar>
-            <w:vAlign w:val="center"/>
-          </w:tcPr>
-          <w:p>
-            <w:pPr>
-              <w:keepNext w:val="0"/>
-              <w:keepLines w:val="0"/>
-              <w:widowControl/>
-              <w:suppressLineNumbers w:val="0"/>
-              <w:spacing w:line="250" w:lineRule="atLeast"/>
-              <w:jc w:val="left"/>
-              <w:rPr>
-                <w:rFonts w:hint="default" w:ascii="Segoe UI" w:hAnsi="Segoe UI" w:eastAsia="Segoe UI" w:cs="Segoe UI"/>
-                <w:sz w:val="24"/>
-                <w:szCs w:val="24"/>
-              </w:rPr>
-            </w:pPr>
-            <w:r>
-              <w:rPr>
-                <w:rFonts w:hint="default" w:ascii="Segoe UI" w:hAnsi="Segoe UI" w:eastAsia="Segoe UI" w:cs="Segoe UI"/>
-                <w:kern w:val="0"/>
-                <w:sz w:val="24"/>
-                <w:szCs w:val="24"/>
-                <w:lang w:val="en-US" w:eastAsia="zh-CN" w:bidi="ar"/>
-              </w:rPr>
-              <w:t>• 为各模块设计数据存储方案</w:t>
-            </w:r>
-            <w:r>
-              <w:rPr>
-                <w:rFonts w:hint="default" w:ascii="Segoe UI" w:hAnsi="Segoe UI" w:eastAsia="Segoe UI" w:cs="Segoe UI"/>
-                <w:kern w:val="0"/>
-                <w:sz w:val="24"/>
-                <w:szCs w:val="24"/>
-                <w:lang w:val="en-US" w:eastAsia="zh-CN" w:bidi="ar"/>
-              </w:rPr>
-              <w:br w:type="textWrapping"/>
-            </w:r>
-            <w:r>
-              <w:rPr>
-                <w:rFonts w:hint="default" w:ascii="Segoe UI" w:hAnsi="Segoe UI" w:eastAsia="Segoe UI" w:cs="Segoe UI"/>
-                <w:kern w:val="0"/>
-                <w:sz w:val="24"/>
-                <w:szCs w:val="24"/>
-                <w:lang w:val="en-US" w:eastAsia="zh-CN" w:bidi="ar"/>
-              </w:rPr>
-              <w:t>• 制定数据操作规范</w:t>
-            </w:r>
-            <w:r>
-              <w:rPr>
-                <w:rFonts w:hint="default" w:ascii="Segoe UI" w:hAnsi="Segoe UI" w:eastAsia="Segoe UI" w:cs="Segoe UI"/>
-                <w:kern w:val="0"/>
-                <w:sz w:val="24"/>
-                <w:szCs w:val="24"/>
-                <w:lang w:val="en-US" w:eastAsia="zh-CN" w:bidi="ar"/>
-              </w:rPr>
-              <w:br w:type="textWrapping"/>
-            </w:r>
-            <w:r>
-              <w:rPr>
-                <w:rFonts w:hint="default" w:ascii="Segoe UI" w:hAnsi="Segoe UI" w:eastAsia="Segoe UI" w:cs="Segoe UI"/>
-                <w:kern w:val="0"/>
-                <w:sz w:val="24"/>
-                <w:szCs w:val="24"/>
-                <w:lang w:val="en-US" w:eastAsia="zh-CN" w:bidi="ar"/>
-              </w:rPr>
-              <w:t>• 负责数据库迁移和备份方案</w:t>
-            </w:r>
-          </w:p>
-        </w:tc>
-      </w:tr>
-      <w:tr>
-        <w:tblPrEx>
-          <w:tblBorders>
-            <w:top w:val="none" w:color="auto" w:sz="0" w:space="0"/>
-            <w:left w:val="none" w:color="auto" w:sz="0" w:space="0"/>
-            <w:bottom w:val="none" w:color="auto" w:sz="0" w:space="0"/>
-            <w:right w:val="none" w:color="auto" w:sz="0" w:space="0"/>
-            <w:insideH w:val="none" w:color="auto" w:sz="0" w:space="0"/>
-            <w:insideV w:val="none" w:color="auto" w:sz="0" w:space="0"/>
-          </w:tblBorders>
-          <w:shd w:val="clear" w:color="auto" w:fill="auto"/>
-          <w:tblCellMar>
-            <w:top w:w="15" w:type="dxa"/>
-            <w:left w:w="15" w:type="dxa"/>
-            <w:bottom w:w="15" w:type="dxa"/>
-            <w:right w:w="15" w:type="dxa"/>
-          </w:tblCellMar>
-        </w:tblPrEx>
-        <w:tc>
-          <w:tcPr>
-            <w:tcW w:w="0" w:type="auto"/>
-            <w:shd w:val="clear" w:color="auto" w:fill="auto"/>
-            <w:tcMar>
-              <w:top w:w="100" w:type="dxa"/>
-              <w:left w:w="0" w:type="dxa"/>
-              <w:bottom w:w="100" w:type="dxa"/>
-              <w:right w:w="160" w:type="dxa"/>
-            </w:tcMar>
-            <w:vAlign w:val="center"/>
-          </w:tcPr>
-          <w:p>
-            <w:pPr>
-              <w:keepNext w:val="0"/>
-              <w:keepLines w:val="0"/>
-              <w:widowControl/>
-              <w:suppressLineNumbers w:val="0"/>
-              <w:spacing w:line="250" w:lineRule="atLeast"/>
-              <w:jc w:val="left"/>
-              <w:rPr>
-                <w:rFonts w:hint="default" w:ascii="Segoe UI" w:hAnsi="Segoe UI" w:eastAsia="Segoe UI" w:cs="Segoe UI"/>
-                <w:sz w:val="24"/>
-                <w:szCs w:val="24"/>
-              </w:rPr>
-            </w:pPr>
-            <w:r>
-              <w:rPr>
-                <w:rStyle w:val="17"/>
-                <w:rFonts w:hint="default" w:ascii="Segoe UI" w:hAnsi="Segoe UI" w:eastAsia="Segoe UI" w:cs="Segoe UI"/>
-                <w:b/>
-                <w:bCs/>
-                <w:kern w:val="0"/>
-                <w:sz w:val="24"/>
-                <w:szCs w:val="24"/>
-                <w:lang w:val="en-US" w:eastAsia="zh-CN" w:bidi="ar"/>
-              </w:rPr>
-              <w:t>蔡卓君</w:t>
-            </w:r>
-          </w:p>
-        </w:tc>
-        <w:tc>
-          <w:tcPr>
-            <w:tcW w:w="0" w:type="auto"/>
-            <w:shd w:val="clear" w:color="auto" w:fill="auto"/>
-            <w:tcMar>
-              <w:top w:w="100" w:type="dxa"/>
-              <w:left w:w="160" w:type="dxa"/>
-              <w:bottom w:w="100" w:type="dxa"/>
-              <w:right w:w="160" w:type="dxa"/>
-            </w:tcMar>
-            <w:vAlign w:val="center"/>
-          </w:tcPr>
-          <w:p>
-            <w:pPr>
-              <w:keepNext w:val="0"/>
-              <w:keepLines w:val="0"/>
-              <w:widowControl/>
-              <w:suppressLineNumbers w:val="0"/>
-              <w:spacing w:line="250" w:lineRule="atLeast"/>
-              <w:jc w:val="left"/>
-              <w:rPr>
-                <w:rFonts w:hint="default" w:ascii="Segoe UI" w:hAnsi="Segoe UI" w:eastAsia="Segoe UI" w:cs="Segoe UI"/>
-                <w:sz w:val="24"/>
-                <w:szCs w:val="24"/>
-              </w:rPr>
-            </w:pPr>
-            <w:r>
-              <w:rPr>
-                <w:rStyle w:val="17"/>
-                <w:rFonts w:hint="default" w:ascii="Segoe UI" w:hAnsi="Segoe UI" w:eastAsia="Segoe UI" w:cs="Segoe UI"/>
-                <w:b/>
-                <w:bCs/>
-                <w:kern w:val="0"/>
-                <w:sz w:val="24"/>
-                <w:szCs w:val="24"/>
-                <w:lang w:val="en-US" w:eastAsia="zh-CN" w:bidi="ar"/>
-              </w:rPr>
-              <w:t>用户管理与权限控制模块</w:t>
-            </w:r>
-            <w:r>
-              <w:rPr>
-                <w:rFonts w:hint="default" w:ascii="Segoe UI" w:hAnsi="Segoe UI" w:eastAsia="Segoe UI" w:cs="Segoe UI"/>
-                <w:kern w:val="0"/>
-                <w:sz w:val="24"/>
-                <w:szCs w:val="24"/>
-                <w:lang w:val="en-US" w:eastAsia="zh-CN" w:bidi="ar"/>
-              </w:rPr>
-              <w:br w:type="textWrapping"/>
-            </w:r>
-            <w:r>
-              <w:rPr>
-                <w:rFonts w:hint="default" w:ascii="Segoe UI" w:hAnsi="Segoe UI" w:eastAsia="Segoe UI" w:cs="Segoe UI"/>
-                <w:kern w:val="0"/>
-                <w:sz w:val="24"/>
-                <w:szCs w:val="24"/>
-                <w:lang w:val="en-US" w:eastAsia="zh-CN" w:bidi="ar"/>
-              </w:rPr>
               <w:t>• 多角色注册登录系统</w:t>
-            </w:r>
-            <w:r>
-              <w:rPr>
-                <w:rFonts w:hint="default" w:ascii="Segoe UI" w:hAnsi="Segoe UI" w:eastAsia="Segoe UI" w:cs="Segoe UI"/>
-                <w:kern w:val="0"/>
-                <w:sz w:val="24"/>
-                <w:szCs w:val="24"/>
-                <w:lang w:val="en-US" w:eastAsia="zh-CN" w:bidi="ar"/>
-              </w:rPr>
-              <w:br w:type="textWrapping"/>
-            </w:r>
-            <w:r>
-              <w:rPr>
-                <w:rFonts w:hint="default" w:ascii="Segoe UI" w:hAnsi="Segoe UI" w:eastAsia="Segoe UI" w:cs="Segoe UI"/>
-                <w:kern w:val="0"/>
-                <w:sz w:val="24"/>
-                <w:szCs w:val="24"/>
-                <w:lang w:val="en-US" w:eastAsia="zh-CN" w:bidi="ar"/>
-              </w:rPr>
-              <w:t>• 精细化权限管理(RBAC)</w:t>
             </w:r>
             <w:r>
               <w:rPr>

--- a/doc/项目开发计划.docx
+++ b/doc/项目开发计划.docx
@@ -79,8 +79,8 @@
       <w:bookmarkEnd w:id="0"/>
       <w:bookmarkEnd w:id="1"/>
       <w:bookmarkEnd w:id="2"/>
-      <w:bookmarkStart w:id="3" w:name="_Toc246399500"/>
-      <w:bookmarkStart w:id="4" w:name="_Toc17740"/>
+      <w:bookmarkStart w:id="3" w:name="_Toc17740"/>
+      <w:bookmarkStart w:id="4" w:name="_Toc246399500"/>
       <w:bookmarkStart w:id="5" w:name="_Toc246399169"/>
     </w:p>
     <w:p>
@@ -121,9 +121,9 @@
       <w:bookmarkEnd w:id="3"/>
       <w:bookmarkEnd w:id="4"/>
       <w:bookmarkEnd w:id="5"/>
-      <w:bookmarkStart w:id="6" w:name="_Toc19531"/>
-      <w:bookmarkStart w:id="7" w:name="_Toc246399170"/>
-      <w:bookmarkStart w:id="8" w:name="_Toc246399501"/>
+      <w:bookmarkStart w:id="6" w:name="_Toc246399501"/>
+      <w:bookmarkStart w:id="7" w:name="_Toc19531"/>
+      <w:bookmarkStart w:id="8" w:name="_Toc246399170"/>
     </w:p>
     <w:p>
       <w:pPr>
@@ -2300,7 +2300,24 @@
           <w:sz w:val="24"/>
           <w:szCs w:val="24"/>
         </w:rPr>
-        <w:t>为解决上述问题，本项目拟开发一套集成的企业招聘管理系统（ERM）。该系统将覆盖从职位发布、简历收集与解析、智能匹配、面试流程管理到录用决策的全生命周期，并通过数据看板为管理者提供直观的招聘洞察。项目的成功实施，将有效降低招聘成本、缩短招聘周期、提升候选人体验，并为企业人力资源数字化建设奠定坚实基础。</w:t>
+        <w:t>为解决上述问题，本项目拟开发一套集成的企业招聘管理系统（</w:t>
+      </w:r>
+      <w:r>
+        <w:rPr>
+          <w:rFonts w:hint="eastAsia" w:ascii="宋体" w:hAnsi="宋体" w:cs="宋体"/>
+          <w:sz w:val="24"/>
+          <w:szCs w:val="24"/>
+          <w:lang w:val="en-US" w:eastAsia="zh-CN"/>
+        </w:rPr>
+        <w:t>ATS</w:t>
+      </w:r>
+      <w:r>
+        <w:rPr>
+          <w:rFonts w:hint="eastAsia" w:ascii="宋体" w:hAnsi="宋体" w:eastAsia="宋体" w:cs="宋体"/>
+          <w:sz w:val="24"/>
+          <w:szCs w:val="24"/>
+        </w:rPr>
+        <w:t>）。该系统将覆盖从职位发布、简历收集与解析、智能匹配、面试流程管理到录用决策的全生命周期，并通过数据看板为管理者提供直观的招聘洞察。项目的成功实施，将有效降低招聘成本、缩短招聘周期、提升候选人体验，并为企业人力资源数字化建设奠定坚实基础。</w:t>
       </w:r>
     </w:p>
     <w:p>
@@ -2539,7 +2556,24 @@
           <w:sz w:val="24"/>
           <w:szCs w:val="24"/>
         </w:rPr>
-        <w:t>企业招聘管理系统（ERM）：指本项目所开发的，用于帮助企业规划、执行、跟踪和优化招聘流程的综合性软件平台。</w:t>
+        <w:t>企业招聘管理系统（</w:t>
+      </w:r>
+      <w:r>
+        <w:rPr>
+          <w:rFonts w:hint="eastAsia"/>
+          <w:sz w:val="24"/>
+          <w:szCs w:val="24"/>
+          <w:lang w:val="en-US" w:eastAsia="zh-CN"/>
+        </w:rPr>
+        <w:t>ATS</w:t>
+      </w:r>
+      <w:r>
+        <w:rPr>
+          <w:rFonts w:hint="default"/>
+          <w:sz w:val="24"/>
+          <w:szCs w:val="24"/>
+        </w:rPr>
+        <w:t>）：指本项目所开发的，用于帮助企业规划、执行、跟踪和优化招聘流程的综合性软件平台。</w:t>
       </w:r>
     </w:p>
     <w:p>
@@ -4192,6 +4226,26 @@
       <w:pPr>
         <w:ind w:firstLine="480" w:firstLineChars="200"/>
         <w:rPr>
+          <w:rFonts w:hint="default" w:eastAsia="宋体"/>
+          <w:sz w:val="24"/>
+          <w:szCs w:val="24"/>
+          <w:lang w:val="en-US" w:eastAsia="zh-CN"/>
+        </w:rPr>
+      </w:pPr>
+      <w:r>
+        <w:rPr>
+          <w:rFonts w:hint="eastAsia"/>
+          <w:sz w:val="24"/>
+          <w:szCs w:val="24"/>
+          <w:lang w:val="en-US" w:eastAsia="zh-CN"/>
+        </w:rPr>
+        <w:t>（4）Mybatis-Plus：简化实现后端与关系型数据库之间的交互。</w:t>
+      </w:r>
+    </w:p>
+    <w:p>
+      <w:pPr>
+        <w:ind w:firstLine="480" w:firstLineChars="200"/>
+        <w:rPr>
           <w:rFonts w:hint="default"/>
           <w:sz w:val="24"/>
           <w:szCs w:val="24"/>
@@ -4238,7 +4292,24 @@
           <w:sz w:val="24"/>
           <w:szCs w:val="24"/>
         </w:rPr>
-        <w:t>代码仓库、Maven构建工具、Jenkins持续集成服务器等，不随最终产品交付。</w:t>
+        <w:t>代码仓库、Maven构建工具、</w:t>
+      </w:r>
+      <w:r>
+        <w:rPr>
+          <w:rFonts w:hint="eastAsia"/>
+          <w:sz w:val="24"/>
+          <w:szCs w:val="24"/>
+          <w:lang w:val="en-US" w:eastAsia="zh-CN"/>
+        </w:rPr>
+        <w:t>华为轻量云</w:t>
+      </w:r>
+      <w:r>
+        <w:rPr>
+          <w:rFonts w:hint="default"/>
+          <w:sz w:val="24"/>
+          <w:szCs w:val="24"/>
+        </w:rPr>
+        <w:t>服务器等，不随最终产品交付。</w:t>
       </w:r>
     </w:p>
     <w:p>
@@ -5702,7 +5773,7 @@
       <w:pPr>
         <w:ind w:firstLine="480" w:firstLineChars="200"/>
         <w:rPr>
-          <w:rFonts w:hint="eastAsia"/>
+          <w:rFonts w:hint="default"/>
           <w:sz w:val="24"/>
           <w:szCs w:val="24"/>
           <w:lang w:val="en-US" w:eastAsia="zh-CN"/>
@@ -5742,7 +5813,7 @@
           <w:szCs w:val="24"/>
           <w:lang w:val="en-US" w:eastAsia="zh-CN"/>
         </w:rPr>
-        <w:t>本地</w:t>
+        <w:t>对象存储服务：本地服务器</w:t>
       </w:r>
     </w:p>
     <w:p>
@@ -5801,8 +5872,6 @@
         </w:rPr>
         <w:t>Nginx</w:t>
       </w:r>
-      <w:bookmarkStart w:id="34" w:name="_GoBack"/>
-      <w:bookmarkEnd w:id="34"/>
     </w:p>
     <w:p>
       <w:pPr>
@@ -11481,7 +11550,6 @@
             <w:pPr>
               <w:keepNext/>
               <w:spacing w:line="360" w:lineRule="auto"/>
-              <w:ind w:firstLine="480" w:firstLineChars="200"/>
               <w:rPr>
                 <w:rFonts w:ascii="宋体" w:hAnsi="宋体"/>
                 <w:sz w:val="24"/>
@@ -11499,7 +11567,6 @@
             <w:pPr>
               <w:keepNext/>
               <w:spacing w:line="360" w:lineRule="auto"/>
-              <w:ind w:firstLine="480" w:firstLineChars="200"/>
               <w:rPr>
                 <w:rFonts w:ascii="宋体" w:hAnsi="宋体"/>
                 <w:sz w:val="24"/>
@@ -11951,6 +12018,14 @@
         <w:gridCol w:w="1291"/>
       </w:tblGrid>
       <w:tr>
+        <w:tblPrEx>
+          <w:tblCellMar>
+            <w:top w:w="15" w:type="dxa"/>
+            <w:left w:w="15" w:type="dxa"/>
+            <w:bottom w:w="15" w:type="dxa"/>
+            <w:right w:w="15" w:type="dxa"/>
+          </w:tblCellMar>
+        </w:tblPrEx>
         <w:trPr>
           <w:trHeight w:val="567" w:hRule="atLeast"/>
         </w:trPr>
@@ -15424,6 +15499,7 @@
             <w:insideH w:val="none" w:color="auto" w:sz="0" w:space="0"/>
             <w:insideV w:val="none" w:color="auto" w:sz="0" w:space="0"/>
           </w:tblBorders>
+          <w:shd w:val="clear" w:color="auto" w:fill="auto"/>
           <w:tblCellMar>
             <w:top w:w="15" w:type="dxa"/>
             <w:left w:w="15" w:type="dxa"/>
@@ -16718,7 +16794,19 @@
                 <w:szCs w:val="24"/>
                 <w:lang w:val="en-US" w:eastAsia="zh-CN" w:bidi="ar"/>
               </w:rPr>
-              <w:t>• RESTful API设计</w:t>
+              <w:t xml:space="preserve">• </w:t>
+            </w:r>
+            <w:bookmarkStart w:id="34" w:name="_GoBack"/>
+            <w:bookmarkEnd w:id="34"/>
+            <w:r>
+              <w:rPr>
+                <w:rFonts w:hint="default" w:ascii="Segoe UI" w:hAnsi="Segoe UI" w:eastAsia="Segoe UI" w:cs="Segoe UI"/>
+                <w:kern w:val="0"/>
+                <w:sz w:val="24"/>
+                <w:szCs w:val="24"/>
+                <w:lang w:val="en-US" w:eastAsia="zh-CN" w:bidi="ar"/>
+              </w:rPr>
+              <w:t>RESTful API设计</w:t>
             </w:r>
             <w:r>
               <w:rPr>

--- a/doc/项目开发计划.docx
+++ b/doc/项目开发计划.docx
@@ -121,8 +121,8 @@
       <w:bookmarkEnd w:id="3"/>
       <w:bookmarkEnd w:id="4"/>
       <w:bookmarkEnd w:id="5"/>
-      <w:bookmarkStart w:id="6" w:name="_Toc246399501"/>
-      <w:bookmarkStart w:id="7" w:name="_Toc19531"/>
+      <w:bookmarkStart w:id="6" w:name="_Toc19531"/>
+      <w:bookmarkStart w:id="7" w:name="_Toc246399501"/>
       <w:bookmarkStart w:id="8" w:name="_Toc246399170"/>
     </w:p>
     <w:p>
@@ -2464,6 +2464,7 @@
           <w:rFonts w:hint="eastAsia" w:ascii="宋体" w:hAnsi="宋体" w:eastAsia="宋体" w:cs="宋体"/>
           <w:sz w:val="24"/>
           <w:szCs w:val="24"/>
+          <w:lang w:eastAsia="zh-CN"/>
         </w:rPr>
       </w:pPr>
       <w:r>
@@ -2472,8 +2473,19 @@
           <w:sz w:val="24"/>
           <w:szCs w:val="24"/>
         </w:rPr>
-        <w:t>参考依据：本项目在开发过程中将遵循《软件工程标准》及《企业人力资源管理规范》中关于流程合规性与数据安全性的相关要求。</w:t>
-      </w:r>
+        <w:t>参考依据：本项目在开发过程中将遵循《软件工程标准》及《企业人力资源管理规范》中关于流程合规性与数据安全性的相关要求</w:t>
+      </w:r>
+      <w:r>
+        <w:rPr>
+          <w:rFonts w:hint="eastAsia" w:ascii="宋体" w:hAnsi="宋体" w:cs="宋体"/>
+          <w:sz w:val="24"/>
+          <w:szCs w:val="24"/>
+          <w:lang w:eastAsia="zh-CN"/>
+        </w:rPr>
+        <w:t>。</w:t>
+      </w:r>
+      <w:bookmarkStart w:id="34" w:name="_GoBack"/>
+      <w:bookmarkEnd w:id="34"/>
     </w:p>
     <w:p>
       <w:pPr>
@@ -15313,7 +15325,6 @@
             <w:insideH w:val="none" w:color="auto" w:sz="0" w:space="0"/>
             <w:insideV w:val="none" w:color="auto" w:sz="0" w:space="0"/>
           </w:tblBorders>
-          <w:shd w:val="clear" w:color="auto" w:fill="auto"/>
           <w:tblCellMar>
             <w:top w:w="15" w:type="dxa"/>
             <w:left w:w="15" w:type="dxa"/>
@@ -15839,6 +15850,7 @@
             <w:insideH w:val="none" w:color="auto" w:sz="0" w:space="0"/>
             <w:insideV w:val="none" w:color="auto" w:sz="0" w:space="0"/>
           </w:tblBorders>
+          <w:shd w:val="clear" w:color="auto" w:fill="auto"/>
           <w:tblCellMar>
             <w:top w:w="15" w:type="dxa"/>
             <w:left w:w="15" w:type="dxa"/>
@@ -16588,6 +16600,7 @@
             <w:insideH w:val="none" w:color="auto" w:sz="0" w:space="0"/>
             <w:insideV w:val="none" w:color="auto" w:sz="0" w:space="0"/>
           </w:tblBorders>
+          <w:shd w:val="clear" w:color="auto" w:fill="auto"/>
           <w:tblCellMar>
             <w:top w:w="15" w:type="dxa"/>
             <w:left w:w="15" w:type="dxa"/>
@@ -16794,19 +16807,7 @@
                 <w:szCs w:val="24"/>
                 <w:lang w:val="en-US" w:eastAsia="zh-CN" w:bidi="ar"/>
               </w:rPr>
-              <w:t xml:space="preserve">• </w:t>
-            </w:r>
-            <w:bookmarkStart w:id="34" w:name="_GoBack"/>
-            <w:bookmarkEnd w:id="34"/>
-            <w:r>
-              <w:rPr>
-                <w:rFonts w:hint="default" w:ascii="Segoe UI" w:hAnsi="Segoe UI" w:eastAsia="Segoe UI" w:cs="Segoe UI"/>
-                <w:kern w:val="0"/>
-                <w:sz w:val="24"/>
-                <w:szCs w:val="24"/>
-                <w:lang w:val="en-US" w:eastAsia="zh-CN" w:bidi="ar"/>
-              </w:rPr>
-              <w:t>RESTful API设计</w:t>
+              <w:t>• RESTful API设计</w:t>
             </w:r>
             <w:r>
               <w:rPr>
